--- a/Bases de Datos II/Kit docente/Clase 4/Solucion Taller Clase 4 - VetCare.docx
+++ b/Bases de Datos II/Kit docente/Clase 4/Solucion Taller Clase 4 - VetCare.docx
@@ -38,6 +38,7 @@
       <w:r>
         <w:rPr>
           <w:rFonts w:ascii="Consolas" w:hAnsi="Consolas"/>
+          <w:b w:val="0"/>
           <w:i/>
           <w:color w:val="111111"/>
           <w:sz w:val="20"/>
@@ -74,6 +75,7 @@
       <w:r>
         <w:rPr>
           <w:rFonts w:ascii="Consolas" w:hAnsi="Consolas"/>
+          <w:b w:val="0"/>
           <w:color w:val="111111"/>
           <w:sz w:val="21"/>
         </w:rPr>
@@ -90,6 +92,7 @@
       <w:r>
         <w:rPr>
           <w:rFonts w:ascii="Consolas" w:hAnsi="Consolas"/>
+          <w:b w:val="0"/>
           <w:color w:val="111111"/>
           <w:sz w:val="21"/>
         </w:rPr>
@@ -106,6 +109,7 @@
       <w:r>
         <w:rPr>
           <w:rFonts w:ascii="Consolas" w:hAnsi="Consolas"/>
+          <w:b w:val="0"/>
           <w:color w:val="111111"/>
           <w:sz w:val="21"/>
         </w:rPr>
@@ -164,6 +168,7 @@
       <w:r>
         <w:rPr>
           <w:rFonts w:ascii="Consolas" w:hAnsi="Consolas"/>
+          <w:b w:val="0"/>
           <w:i/>
           <w:color w:val="111111"/>
           <w:sz w:val="20"/>
@@ -182,6 +187,7 @@
       <w:r>
         <w:rPr>
           <w:rFonts w:ascii="Consolas" w:hAnsi="Consolas"/>
+          <w:b w:val="0"/>
           <w:i/>
           <w:color w:val="111111"/>
           <w:sz w:val="20"/>
@@ -200,6 +206,7 @@
       <w:r>
         <w:rPr>
           <w:rFonts w:ascii="Consolas" w:hAnsi="Consolas"/>
+          <w:b w:val="0"/>
           <w:i/>
           <w:color w:val="111111"/>
           <w:sz w:val="20"/>
@@ -218,6 +225,7 @@
       <w:r>
         <w:rPr>
           <w:rFonts w:ascii="Consolas" w:hAnsi="Consolas"/>
+          <w:b w:val="0"/>
           <w:i/>
           <w:color w:val="111111"/>
           <w:sz w:val="20"/>
@@ -254,6 +262,7 @@
       <w:r>
         <w:rPr>
           <w:rFonts w:ascii="Consolas" w:hAnsi="Consolas"/>
+          <w:b w:val="0"/>
           <w:i/>
           <w:color w:val="111111"/>
           <w:sz w:val="20"/>
@@ -272,6 +281,7 @@
       <w:r>
         <w:rPr>
           <w:rFonts w:ascii="Consolas" w:hAnsi="Consolas"/>
+          <w:b w:val="0"/>
           <w:i/>
           <w:color w:val="111111"/>
           <w:sz w:val="20"/>
@@ -290,6 +300,7 @@
       <w:r>
         <w:rPr>
           <w:rFonts w:ascii="Consolas" w:hAnsi="Consolas"/>
+          <w:b w:val="0"/>
           <w:i/>
           <w:color w:val="111111"/>
           <w:sz w:val="20"/>
@@ -326,6 +337,7 @@
       <w:r>
         <w:rPr>
           <w:rFonts w:ascii="Consolas" w:hAnsi="Consolas"/>
+          <w:b w:val="0"/>
           <w:i/>
           <w:color w:val="111111"/>
           <w:sz w:val="20"/>
@@ -344,6 +356,7 @@
       <w:r>
         <w:rPr>
           <w:rFonts w:ascii="Consolas" w:hAnsi="Consolas"/>
+          <w:b w:val="0"/>
           <w:i/>
           <w:color w:val="111111"/>
           <w:sz w:val="20"/>
@@ -406,6 +419,7 @@
       <w:r>
         <w:rPr>
           <w:rFonts w:ascii="Consolas" w:hAnsi="Consolas"/>
+          <w:b w:val="0"/>
           <w:color w:val="111111"/>
           <w:sz w:val="21"/>
         </w:rPr>
@@ -427,6 +441,7 @@
       <w:r>
         <w:rPr>
           <w:rFonts w:ascii="Consolas" w:hAnsi="Consolas"/>
+          <w:b w:val="0"/>
           <w:color w:val="111111"/>
           <w:sz w:val="21"/>
         </w:rPr>
@@ -448,6 +463,7 @@
       <w:r>
         <w:rPr>
           <w:rFonts w:ascii="Consolas" w:hAnsi="Consolas"/>
+          <w:b w:val="0"/>
           <w:color w:val="111111"/>
           <w:sz w:val="21"/>
         </w:rPr>
@@ -477,7 +493,7 @@
           <w:color w:val="4A4A49"/>
           <w:sz w:val="22"/>
         </w:rPr>
-        <w:t>Entregable: Scripts funcion/trigger + Plan_Backup_VetCare (1 pag.)</w:t>
+        <w:t>Entregable: fn_precio_consulta + 2 triggers corriendo en ExamLab + Plan_Backup_VetCare con sus 6 secciones (1 pag.)</w:t>
       </w:r>
     </w:p>
     <w:p>
@@ -641,6 +657,7 @@
             <w:r>
               <w:rPr>
                 <w:rFonts w:ascii="Consolas" w:hAnsi="Consolas"/>
+                <w:b w:val="0"/>
                 <w:color w:val="111111"/>
                 <w:sz w:val="19"/>
               </w:rPr>
@@ -710,6 +727,7 @@
             <w:r>
               <w:rPr>
                 <w:rFonts w:ascii="Consolas" w:hAnsi="Consolas"/>
+                <w:b w:val="0"/>
                 <w:color w:val="111111"/>
                 <w:sz w:val="19"/>
               </w:rPr>
@@ -777,6 +795,7 @@
             <w:r>
               <w:rPr>
                 <w:rFonts w:ascii="Consolas" w:hAnsi="Consolas"/>
+                <w:b w:val="0"/>
                 <w:color w:val="111111"/>
                 <w:sz w:val="19"/>
               </w:rPr>
@@ -846,6 +865,7 @@
             <w:r>
               <w:rPr>
                 <w:rFonts w:ascii="Consolas" w:hAnsi="Consolas"/>
+                <w:b w:val="0"/>
                 <w:color w:val="111111"/>
                 <w:sz w:val="19"/>
               </w:rPr>
@@ -913,6 +933,7 @@
             <w:r>
               <w:rPr>
                 <w:rFonts w:ascii="Consolas" w:hAnsi="Consolas"/>
+                <w:b w:val="0"/>
                 <w:color w:val="111111"/>
                 <w:sz w:val="19"/>
               </w:rPr>
@@ -1998,7 +2019,7 @@
           <w:color w:val="111111"/>
           <w:sz w:val="19"/>
         </w:rPr>
-        <w:t xml:space="preserve">    Las 8 mascotas, incluidas Rocky y Kiara que estan **inactivas**: la funcion no</w:t>
+        <w:t xml:space="preserve">    Las 8 mascotas, incluidas Rocky y Kiara que estan inactivas: la funcion no</w:t>
       </w:r>
       <w:r>
         <w:br/>
@@ -2009,7 +2030,7 @@
           <w:color w:val="111111"/>
           <w:sz w:val="19"/>
         </w:rPr>
-        <w:t xml:space="preserve">    filtra por `activa` y esta bien que no lo haga. Una funcion IMMUTABLE no puede</w:t>
+        <w:t xml:space="preserve">    filtra por «activa» y esta bien que no lo haga. Una funcion IMMUTABLE no puede</w:t>
       </w:r>
       <w:r>
         <w:br/>
@@ -2020,7 +2041,7 @@
           <w:color w:val="111111"/>
           <w:sz w:val="19"/>
         </w:rPr>
-        <w:t xml:space="preserve">    leer tablas; quien quiera excluirlas pone el `WHERE m.activa = 'S'` en la</w:t>
+        <w:t xml:space="preserve">    leer tablas; quien quiera excluirlas pone el «WHERE m.activa = 'S'» en la</w:t>
       </w:r>
       <w:r>
         <w:br/>
@@ -2042,7 +2063,7 @@
           <w:color w:val="111111"/>
           <w:sz w:val="19"/>
         </w:rPr>
-        <w:t xml:space="preserve">    **60750.00** (45000 x 1.35).</w:t>
+        <w:t xml:space="preserve">    60750.00 (45000 x 1.35).</w:t>
       </w:r>
       <w:r>
         <w:br/>
@@ -2160,7 +2181,7 @@
           <w:color w:val="111111"/>
           <w:sz w:val="19"/>
         </w:rPr>
-        <w:t xml:space="preserve">    Solo **una** de las cuatro consultas cobro exactamente la tarifa. Dos cobraron</w:t>
+        <w:t xml:space="preserve">    Solo una de las cuatro consultas cobro exactamente la tarifa. Dos cobraron</w:t>
       </w:r>
       <w:r>
         <w:br/>
@@ -2182,7 +2203,7 @@
           <w:color w:val="111111"/>
           <w:sz w:val="19"/>
         </w:rPr>
-        <w:t xml:space="preserve">    que hay que dejar dicha: la funcion es la tarifa **de referencia**, no lo</w:t>
+        <w:t xml:space="preserve">    que hay que dejar dicha: la funcion es la tarifa de referencia, no lo</w:t>
       </w:r>
       <w:r>
         <w:br/>
@@ -2350,6 +2371,7 @@
       <w:r>
         <w:rPr>
           <w:rFonts w:ascii="Consolas" w:hAnsi="Consolas"/>
+          <w:b w:val="0"/>
           <w:color w:val="111111"/>
           <w:sz w:val="21"/>
         </w:rPr>
@@ -2366,6 +2388,7 @@
       <w:r>
         <w:rPr>
           <w:rFonts w:ascii="Consolas" w:hAnsi="Consolas"/>
+          <w:b w:val="0"/>
           <w:color w:val="111111"/>
           <w:sz w:val="21"/>
         </w:rPr>
@@ -2382,6 +2405,7 @@
       <w:r>
         <w:rPr>
           <w:rFonts w:ascii="Consolas" w:hAnsi="Consolas"/>
+          <w:b w:val="0"/>
           <w:color w:val="111111"/>
           <w:sz w:val="21"/>
         </w:rPr>
@@ -2397,11 +2421,12 @@
       </w:r>
       <w:r>
         <w:rPr>
+          <w:rFonts w:ascii="Consolas" w:hAnsi="Consolas"/>
           <w:b/>
-          <w:color w:val="4A4A49"/>
-          <w:sz w:val="22"/>
-        </w:rPr>
-        <w:t>`IMMUTABLE`</w:t>
+          <w:color w:val="111111"/>
+          <w:sz w:val="21"/>
+        </w:rPr>
+        <w:t>IMMUTABLE</w:t>
       </w:r>
       <w:r>
         <w:rPr>
@@ -2414,6 +2439,7 @@
       <w:r>
         <w:rPr>
           <w:rFonts w:ascii="Consolas" w:hAnsi="Consolas"/>
+          <w:b w:val="0"/>
           <w:color w:val="111111"/>
           <w:sz w:val="21"/>
         </w:rPr>
@@ -2451,6 +2477,7 @@
       <w:r>
         <w:rPr>
           <w:rFonts w:ascii="Consolas" w:hAnsi="Consolas"/>
+          <w:b w:val="0"/>
           <w:color w:val="111111"/>
           <w:sz w:val="21"/>
         </w:rPr>
@@ -2467,6 +2494,7 @@
       <w:r>
         <w:rPr>
           <w:rFonts w:ascii="Consolas" w:hAnsi="Consolas"/>
+          <w:b w:val="0"/>
           <w:color w:val="111111"/>
           <w:sz w:val="21"/>
         </w:rPr>
@@ -2483,6 +2511,7 @@
       <w:r>
         <w:rPr>
           <w:rFonts w:ascii="Consolas" w:hAnsi="Consolas"/>
+          <w:b w:val="0"/>
           <w:color w:val="111111"/>
           <w:sz w:val="21"/>
         </w:rPr>
@@ -2499,6 +2528,7 @@
       <w:r>
         <w:rPr>
           <w:rFonts w:ascii="Consolas" w:hAnsi="Consolas"/>
+          <w:b w:val="0"/>
           <w:color w:val="111111"/>
           <w:sz w:val="21"/>
         </w:rPr>
@@ -2515,6 +2545,7 @@
       <w:r>
         <w:rPr>
           <w:rFonts w:ascii="Consolas" w:hAnsi="Consolas"/>
+          <w:b w:val="0"/>
           <w:color w:val="111111"/>
           <w:sz w:val="21"/>
         </w:rPr>
@@ -2552,6 +2583,7 @@
       <w:r>
         <w:rPr>
           <w:rFonts w:ascii="Consolas" w:hAnsi="Consolas"/>
+          <w:b w:val="0"/>
           <w:color w:val="111111"/>
           <w:sz w:val="21"/>
         </w:rPr>
@@ -2584,6 +2616,7 @@
       <w:r>
         <w:rPr>
           <w:rFonts w:ascii="Consolas" w:hAnsi="Consolas"/>
+          <w:b w:val="0"/>
           <w:color w:val="111111"/>
           <w:sz w:val="21"/>
         </w:rPr>
@@ -2600,6 +2633,7 @@
       <w:r>
         <w:rPr>
           <w:rFonts w:ascii="Consolas" w:hAnsi="Consolas"/>
+          <w:b w:val="0"/>
           <w:color w:val="111111"/>
           <w:sz w:val="21"/>
         </w:rPr>
@@ -2616,6 +2650,7 @@
       <w:r>
         <w:rPr>
           <w:rFonts w:ascii="Consolas" w:hAnsi="Consolas"/>
+          <w:b w:val="0"/>
           <w:color w:val="111111"/>
           <w:sz w:val="21"/>
         </w:rPr>
@@ -2674,6 +2709,7 @@
       <w:r>
         <w:rPr>
           <w:rFonts w:ascii="Consolas" w:hAnsi="Consolas"/>
+          <w:b w:val="0"/>
           <w:color w:val="111111"/>
           <w:sz w:val="21"/>
         </w:rPr>
@@ -2690,6 +2726,7 @@
       <w:r>
         <w:rPr>
           <w:rFonts w:ascii="Consolas" w:hAnsi="Consolas"/>
+          <w:b w:val="0"/>
           <w:color w:val="111111"/>
           <w:sz w:val="21"/>
         </w:rPr>
@@ -2706,6 +2743,7 @@
       <w:r>
         <w:rPr>
           <w:rFonts w:ascii="Consolas" w:hAnsi="Consolas"/>
+          <w:b w:val="0"/>
           <w:color w:val="111111"/>
           <w:sz w:val="21"/>
         </w:rPr>
@@ -2759,6 +2797,7 @@
       <w:r>
         <w:rPr>
           <w:rFonts w:ascii="Consolas" w:hAnsi="Consolas"/>
+          <w:b w:val="0"/>
           <w:color w:val="111111"/>
           <w:sz w:val="21"/>
         </w:rPr>
@@ -2775,6 +2814,7 @@
       <w:r>
         <w:rPr>
           <w:rFonts w:ascii="Consolas" w:hAnsi="Consolas"/>
+          <w:b w:val="0"/>
           <w:color w:val="111111"/>
           <w:sz w:val="21"/>
         </w:rPr>
@@ -2791,6 +2831,7 @@
       <w:r>
         <w:rPr>
           <w:rFonts w:ascii="Consolas" w:hAnsi="Consolas"/>
+          <w:b w:val="0"/>
           <w:color w:val="111111"/>
           <w:sz w:val="21"/>
         </w:rPr>
@@ -2824,11 +2865,12 @@
       </w:pPr>
       <w:r>
         <w:rPr>
+          <w:rFonts w:ascii="Consolas" w:hAnsi="Consolas"/>
           <w:b/>
-          <w:color w:val="4A4A49"/>
-          <w:sz w:val="22"/>
-        </w:rPr>
-        <w:t>`WHEN 'Canino' THEN`</w:t>
+          <w:color w:val="111111"/>
+          <w:sz w:val="21"/>
+        </w:rPr>
+        <w:t>WHEN 'Canino' THEN</w:t>
       </w:r>
       <w:r>
         <w:rPr>
@@ -2841,6 +2883,7 @@
       <w:r>
         <w:rPr>
           <w:rFonts w:ascii="Consolas" w:hAnsi="Consolas"/>
+          <w:b w:val="0"/>
           <w:color w:val="111111"/>
           <w:sz w:val="21"/>
         </w:rPr>
@@ -2857,6 +2900,7 @@
       <w:r>
         <w:rPr>
           <w:rFonts w:ascii="Consolas" w:hAnsi="Consolas"/>
+          <w:b w:val="0"/>
           <w:color w:val="111111"/>
           <w:sz w:val="21"/>
         </w:rPr>
@@ -2897,7 +2941,41 @@
           <w:color w:val="4A4A49"/>
           <w:sz w:val="22"/>
         </w:rPr>
-        <w:t>Olvidar el `COALESCE` del `NULL`.</w:t>
+        <w:t xml:space="preserve">Olvidar el </w:t>
+      </w:r>
+      <w:r>
+        <w:rPr>
+          <w:rFonts w:ascii="Consolas" w:hAnsi="Consolas"/>
+          <w:b/>
+          <w:color w:val="111111"/>
+          <w:sz w:val="21"/>
+        </w:rPr>
+        <w:t>COALESCE</w:t>
+      </w:r>
+      <w:r>
+        <w:rPr>
+          <w:b/>
+          <w:color w:val="4A4A49"/>
+          <w:sz w:val="22"/>
+        </w:rPr>
+        <w:t xml:space="preserve"> del </w:t>
+      </w:r>
+      <w:r>
+        <w:rPr>
+          <w:rFonts w:ascii="Consolas" w:hAnsi="Consolas"/>
+          <w:b/>
+          <w:color w:val="111111"/>
+          <w:sz w:val="21"/>
+        </w:rPr>
+        <w:t>NULL</w:t>
+      </w:r>
+      <w:r>
+        <w:rPr>
+          <w:b/>
+          <w:color w:val="4A4A49"/>
+          <w:sz w:val="22"/>
+        </w:rPr>
+        <w:t>.</w:t>
       </w:r>
       <w:r>
         <w:rPr>
@@ -2910,6 +2988,7 @@
       <w:r>
         <w:rPr>
           <w:rFonts w:ascii="Consolas" w:hAnsi="Consolas"/>
+          <w:b w:val="0"/>
           <w:color w:val="111111"/>
           <w:sz w:val="21"/>
         </w:rPr>
@@ -2926,6 +3005,7 @@
       <w:r>
         <w:rPr>
           <w:rFonts w:ascii="Consolas" w:hAnsi="Consolas"/>
+          <w:b w:val="0"/>
           <w:color w:val="111111"/>
           <w:sz w:val="21"/>
         </w:rPr>
@@ -2942,6 +3022,7 @@
       <w:r>
         <w:rPr>
           <w:rFonts w:ascii="Consolas" w:hAnsi="Consolas"/>
+          <w:b w:val="0"/>
           <w:color w:val="111111"/>
           <w:sz w:val="21"/>
         </w:rPr>
@@ -2958,6 +3039,7 @@
       <w:r>
         <w:rPr>
           <w:rFonts w:ascii="Consolas" w:hAnsi="Consolas"/>
+          <w:b w:val="0"/>
           <w:color w:val="111111"/>
           <w:sz w:val="21"/>
         </w:rPr>
@@ -2990,6 +3072,7 @@
       <w:r>
         <w:rPr>
           <w:rFonts w:ascii="Consolas" w:hAnsi="Consolas"/>
+          <w:b w:val="0"/>
           <w:color w:val="111111"/>
           <w:sz w:val="21"/>
         </w:rPr>
@@ -3006,6 +3089,7 @@
       <w:r>
         <w:rPr>
           <w:rFonts w:ascii="Consolas" w:hAnsi="Consolas"/>
+          <w:b w:val="0"/>
           <w:color w:val="111111"/>
           <w:sz w:val="21"/>
         </w:rPr>
@@ -3030,7 +3114,16 @@
           <w:color w:val="4A4A49"/>
           <w:sz w:val="22"/>
         </w:rPr>
-        <w:t>Aplicar el recargo como `v_base + 35`</w:t>
+        <w:t xml:space="preserve">Aplicar el recargo como </w:t>
+      </w:r>
+      <w:r>
+        <w:rPr>
+          <w:rFonts w:ascii="Consolas" w:hAnsi="Consolas"/>
+          <w:b/>
+          <w:color w:val="111111"/>
+          <w:sz w:val="21"/>
+        </w:rPr>
+        <w:t>v_base + 35</w:t>
       </w:r>
       <w:r>
         <w:rPr>
@@ -3043,6 +3136,7 @@
       <w:r>
         <w:rPr>
           <w:rFonts w:ascii="Consolas" w:hAnsi="Consolas"/>
+          <w:b w:val="0"/>
           <w:color w:val="111111"/>
           <w:sz w:val="21"/>
         </w:rPr>
@@ -3083,7 +3177,41 @@
           <w:color w:val="4A4A49"/>
           <w:sz w:val="22"/>
         </w:rPr>
-        <w:t>Escribir un `PROCEDURE` en vez de una `FUNCTION`.</w:t>
+        <w:t xml:space="preserve">Escribir un </w:t>
+      </w:r>
+      <w:r>
+        <w:rPr>
+          <w:rFonts w:ascii="Consolas" w:hAnsi="Consolas"/>
+          <w:b/>
+          <w:color w:val="111111"/>
+          <w:sz w:val="21"/>
+        </w:rPr>
+        <w:t>PROCEDURE</w:t>
+      </w:r>
+      <w:r>
+        <w:rPr>
+          <w:b/>
+          <w:color w:val="4A4A49"/>
+          <w:sz w:val="22"/>
+        </w:rPr>
+        <w:t xml:space="preserve"> en vez de una </w:t>
+      </w:r>
+      <w:r>
+        <w:rPr>
+          <w:rFonts w:ascii="Consolas" w:hAnsi="Consolas"/>
+          <w:b/>
+          <w:color w:val="111111"/>
+          <w:sz w:val="21"/>
+        </w:rPr>
+        <w:t>FUNCTION</w:t>
+      </w:r>
+      <w:r>
+        <w:rPr>
+          <w:b/>
+          <w:color w:val="4A4A49"/>
+          <w:sz w:val="22"/>
+        </w:rPr>
+        <w:t>.</w:t>
       </w:r>
       <w:r>
         <w:rPr>
@@ -3096,6 +3224,7 @@
       <w:r>
         <w:rPr>
           <w:rFonts w:ascii="Consolas" w:hAnsi="Consolas"/>
+          <w:b w:val="0"/>
           <w:color w:val="111111"/>
           <w:sz w:val="21"/>
         </w:rPr>
@@ -3112,6 +3241,7 @@
       <w:r>
         <w:rPr>
           <w:rFonts w:ascii="Consolas" w:hAnsi="Consolas"/>
+          <w:b w:val="0"/>
           <w:color w:val="111111"/>
           <w:sz w:val="21"/>
         </w:rPr>
@@ -3128,6 +3258,7 @@
       <w:r>
         <w:rPr>
           <w:rFonts w:ascii="Consolas" w:hAnsi="Consolas"/>
+          <w:b w:val="0"/>
           <w:color w:val="111111"/>
           <w:sz w:val="21"/>
         </w:rPr>
@@ -3152,7 +3283,24 @@
           <w:color w:val="4A4A49"/>
           <w:sz w:val="22"/>
         </w:rPr>
-        <w:t>Un solo `JOIN` en la consulta 2.</w:t>
+        <w:t xml:space="preserve">Un solo </w:t>
+      </w:r>
+      <w:r>
+        <w:rPr>
+          <w:rFonts w:ascii="Consolas" w:hAnsi="Consolas"/>
+          <w:b/>
+          <w:color w:val="111111"/>
+          <w:sz w:val="21"/>
+        </w:rPr>
+        <w:t>JOIN</w:t>
+      </w:r>
+      <w:r>
+        <w:rPr>
+          <w:b/>
+          <w:color w:val="4A4A49"/>
+          <w:sz w:val="22"/>
+        </w:rPr>
+        <w:t xml:space="preserve"> en la consulta 2.</w:t>
       </w:r>
       <w:r>
         <w:rPr>
@@ -3165,6 +3313,7 @@
       <w:r>
         <w:rPr>
           <w:rFonts w:ascii="Consolas" w:hAnsi="Consolas"/>
+          <w:b w:val="0"/>
           <w:color w:val="111111"/>
           <w:sz w:val="21"/>
         </w:rPr>
@@ -3181,6 +3330,7 @@
       <w:r>
         <w:rPr>
           <w:rFonts w:ascii="Consolas" w:hAnsi="Consolas"/>
+          <w:b w:val="0"/>
           <w:color w:val="111111"/>
           <w:sz w:val="21"/>
         </w:rPr>
@@ -3197,6 +3347,7 @@
       <w:r>
         <w:rPr>
           <w:rFonts w:ascii="Consolas" w:hAnsi="Consolas"/>
+          <w:b w:val="0"/>
           <w:color w:val="111111"/>
           <w:sz w:val="21"/>
         </w:rPr>
@@ -3213,6 +3364,7 @@
       <w:r>
         <w:rPr>
           <w:rFonts w:ascii="Consolas" w:hAnsi="Consolas"/>
+          <w:b w:val="0"/>
           <w:color w:val="111111"/>
           <w:sz w:val="21"/>
         </w:rPr>
@@ -3229,6 +3381,7 @@
       <w:r>
         <w:rPr>
           <w:rFonts w:ascii="Consolas" w:hAnsi="Consolas"/>
+          <w:b w:val="0"/>
           <w:color w:val="111111"/>
           <w:sz w:val="21"/>
         </w:rPr>
@@ -3245,6 +3398,7 @@
       <w:r>
         <w:rPr>
           <w:rFonts w:ascii="Consolas" w:hAnsi="Consolas"/>
+          <w:b w:val="0"/>
           <w:color w:val="111111"/>
           <w:sz w:val="21"/>
         </w:rPr>
@@ -3261,6 +3415,7 @@
       <w:r>
         <w:rPr>
           <w:rFonts w:ascii="Consolas" w:hAnsi="Consolas"/>
+          <w:b w:val="0"/>
           <w:color w:val="111111"/>
           <w:sz w:val="21"/>
         </w:rPr>
@@ -3277,6 +3432,7 @@
       <w:r>
         <w:rPr>
           <w:rFonts w:ascii="Consolas" w:hAnsi="Consolas"/>
+          <w:b w:val="0"/>
           <w:color w:val="111111"/>
           <w:sz w:val="21"/>
         </w:rPr>
@@ -3293,6 +3449,7 @@
       <w:r>
         <w:rPr>
           <w:rFonts w:ascii="Consolas" w:hAnsi="Consolas"/>
+          <w:b w:val="0"/>
           <w:color w:val="111111"/>
           <w:sz w:val="21"/>
         </w:rPr>
@@ -3317,7 +3474,24 @@
           <w:color w:val="4A4A49"/>
           <w:sz w:val="22"/>
         </w:rPr>
-        <w:t>Meter el `WHERE m.activa = 'S'` dentro de la funcion.</w:t>
+        <w:t xml:space="preserve">Meter el </w:t>
+      </w:r>
+      <w:r>
+        <w:rPr>
+          <w:rFonts w:ascii="Consolas" w:hAnsi="Consolas"/>
+          <w:b/>
+          <w:color w:val="111111"/>
+          <w:sz w:val="21"/>
+        </w:rPr>
+        <w:t>WHERE m.activa = 'S'</w:t>
+      </w:r>
+      <w:r>
+        <w:rPr>
+          <w:b/>
+          <w:color w:val="4A4A49"/>
+          <w:sz w:val="22"/>
+        </w:rPr>
+        <w:t xml:space="preserve"> dentro de la funcion.</w:t>
       </w:r>
       <w:r>
         <w:rPr>
@@ -3330,6 +3504,7 @@
       <w:r>
         <w:rPr>
           <w:rFonts w:ascii="Consolas" w:hAnsi="Consolas"/>
+          <w:b w:val="0"/>
           <w:color w:val="111111"/>
           <w:sz w:val="21"/>
         </w:rPr>
@@ -3346,6 +3521,7 @@
       <w:r>
         <w:rPr>
           <w:rFonts w:ascii="Consolas" w:hAnsi="Consolas"/>
+          <w:b w:val="0"/>
           <w:color w:val="111111"/>
           <w:sz w:val="21"/>
         </w:rPr>
@@ -4396,7 +4572,7 @@
           <w:color w:val="111111"/>
           <w:sz w:val="19"/>
         </w:rPr>
-        <w:t xml:space="preserve">    **Dos filas, no tres.** Es el resultado que la pregunta pide demostrar. Y el</w:t>
+        <w:t xml:space="preserve">    Dos filas, no tres. Es el resultado que la pregunta pide demostrar. Y el</w:t>
       </w:r>
       <w:r>
         <w:br/>
@@ -4407,7 +4583,7 @@
           <w:color w:val="111111"/>
           <w:sz w:val="19"/>
         </w:rPr>
-        <w:t xml:space="preserve">    detalle que hay que subrayar en la devolucion: el tercer `UPDATE` **si se</w:t>
+        <w:t xml:space="preserve">    detalle que hay que subrayar en la devolucion: el tercer «UPDATE» si se</w:t>
       </w:r>
       <w:r>
         <w:br/>
@@ -4418,7 +4594,7 @@
           <w:color w:val="111111"/>
           <w:sz w:val="19"/>
         </w:rPr>
-        <w:t xml:space="preserve">    ejecuto** -- el motor respondio `UPDATE 1`, no `UPDATE 0` -- y aun asi no dejo</w:t>
+        <w:t xml:space="preserve">    ejecuto -- el motor respondio «UPDATE 1», no «UPDATE 0» -- y aun asi no dejo</w:t>
       </w:r>
       <w:r>
         <w:br/>
@@ -4429,7 +4605,7 @@
           <w:color w:val="111111"/>
           <w:sz w:val="19"/>
         </w:rPr>
-        <w:t xml:space="preserve">    rastro, porque la clausula `WHEN` se evalua por fila y descarto ese disparo.</w:t>
+        <w:t xml:space="preserve">    rastro, porque la clausula «WHEN» se evalua por fila y descarto ese disparo.</w:t>
       </w:r>
       <w:r>
         <w:br/>
@@ -4450,7 +4626,7 @@
           <w:color w:val="111111"/>
           <w:sz w:val="19"/>
         </w:rPr>
-        <w:t xml:space="preserve">    El valor de `usuario_bd` depende de con que usuario se conecte el entorno; en</w:t>
+        <w:t xml:space="preserve">    El valor de «usuario_bd» depende de con que usuario se conecte el entorno; en</w:t>
       </w:r>
       <w:r>
         <w:br/>
@@ -4461,7 +4637,7 @@
           <w:color w:val="111111"/>
           <w:sz w:val="19"/>
         </w:rPr>
-        <w:t xml:space="preserve">    ExamLab sale `postgres`. No se califica el nombre, se califica que la columna</w:t>
+        <w:t xml:space="preserve">    ExamLab sale «postgres». No se califica el nombre, se califica que la columna</w:t>
       </w:r>
       <w:r>
         <w:br/>
@@ -4472,7 +4648,7 @@
           <w:color w:val="111111"/>
           <w:sz w:val="19"/>
         </w:rPr>
-        <w:t xml:space="preserve">    tenga `DEFAULT current_user` y que el trigger **no** lo escriba a mano.</w:t>
+        <w:t xml:space="preserve">    tenga «DEFAULT current_user» y que el trigger no lo escriba a mano.</w:t>
       </w:r>
       <w:r>
         <w:br/>
@@ -4557,7 +4733,7 @@
           <w:color w:val="111111"/>
           <w:sz w:val="19"/>
         </w:rPr>
-        <w:t xml:space="preserve">    Ese **0** de la derecha es la prueba mas limpia de que el filtro es el que</w:t>
+        <w:t xml:space="preserve">    Ese 0 de la derecha es la prueba mas limpia de que el filtro es el que</w:t>
       </w:r>
       <w:r>
         <w:br/>
@@ -4594,7 +4770,24 @@
           <w:color w:val="4A4A49"/>
           <w:sz w:val="22"/>
         </w:rPr>
-        <w:t>5 pts — `audit_cita` con las 7 columnas</w:t>
+        <w:t xml:space="preserve">5 pts — </w:t>
+      </w:r>
+      <w:r>
+        <w:rPr>
+          <w:rFonts w:ascii="Consolas" w:hAnsi="Consolas"/>
+          <w:b/>
+          <w:color w:val="111111"/>
+          <w:sz w:val="21"/>
+        </w:rPr>
+        <w:t>audit_cita</w:t>
+      </w:r>
+      <w:r>
+        <w:rPr>
+          <w:b/>
+          <w:color w:val="4A4A49"/>
+          <w:sz w:val="22"/>
+        </w:rPr>
+        <w:t xml:space="preserve"> con las 7 columnas</w:t>
       </w:r>
       <w:r>
         <w:rPr>
@@ -4607,6 +4800,7 @@
       <w:r>
         <w:rPr>
           <w:rFonts w:ascii="Consolas" w:hAnsi="Consolas"/>
+          <w:b w:val="0"/>
           <w:color w:val="111111"/>
           <w:sz w:val="21"/>
         </w:rPr>
@@ -4623,6 +4817,7 @@
       <w:r>
         <w:rPr>
           <w:rFonts w:ascii="Consolas" w:hAnsi="Consolas"/>
+          <w:b w:val="0"/>
           <w:color w:val="111111"/>
           <w:sz w:val="21"/>
         </w:rPr>
@@ -4639,6 +4834,7 @@
       <w:r>
         <w:rPr>
           <w:rFonts w:ascii="Consolas" w:hAnsi="Consolas"/>
+          <w:b w:val="0"/>
           <w:color w:val="111111"/>
           <w:sz w:val="21"/>
         </w:rPr>
@@ -4655,6 +4851,7 @@
       <w:r>
         <w:rPr>
           <w:rFonts w:ascii="Consolas" w:hAnsi="Consolas"/>
+          <w:b w:val="0"/>
           <w:color w:val="111111"/>
           <w:sz w:val="21"/>
         </w:rPr>
@@ -4679,7 +4876,16 @@
           <w:color w:val="4A4A49"/>
           <w:sz w:val="22"/>
         </w:rPr>
-        <w:t>5 pts — la funcion `RETURNS TRIGGER`</w:t>
+        <w:t xml:space="preserve">5 pts — la funcion </w:t>
+      </w:r>
+      <w:r>
+        <w:rPr>
+          <w:rFonts w:ascii="Consolas" w:hAnsi="Consolas"/>
+          <w:b/>
+          <w:color w:val="111111"/>
+          <w:sz w:val="21"/>
+        </w:rPr>
+        <w:t>RETURNS TRIGGER</w:t>
       </w:r>
       <w:r>
         <w:rPr>
@@ -4692,6 +4898,7 @@
       <w:r>
         <w:rPr>
           <w:rFonts w:ascii="Consolas" w:hAnsi="Consolas"/>
+          <w:b w:val="0"/>
           <w:color w:val="111111"/>
           <w:sz w:val="21"/>
         </w:rPr>
@@ -4708,6 +4915,7 @@
       <w:r>
         <w:rPr>
           <w:rFonts w:ascii="Consolas" w:hAnsi="Consolas"/>
+          <w:b w:val="0"/>
           <w:color w:val="111111"/>
           <w:sz w:val="21"/>
         </w:rPr>
@@ -4724,6 +4932,7 @@
       <w:r>
         <w:rPr>
           <w:rFonts w:ascii="Consolas" w:hAnsi="Consolas"/>
+          <w:b w:val="0"/>
           <w:color w:val="111111"/>
           <w:sz w:val="21"/>
         </w:rPr>
@@ -4740,6 +4949,7 @@
       <w:r>
         <w:rPr>
           <w:rFonts w:ascii="Consolas" w:hAnsi="Consolas"/>
+          <w:b w:val="0"/>
           <w:color w:val="111111"/>
           <w:sz w:val="21"/>
         </w:rPr>
@@ -4756,6 +4966,7 @@
       <w:r>
         <w:rPr>
           <w:rFonts w:ascii="Consolas" w:hAnsi="Consolas"/>
+          <w:b w:val="0"/>
           <w:color w:val="111111"/>
           <w:sz w:val="21"/>
         </w:rPr>
@@ -4772,6 +4983,7 @@
       <w:r>
         <w:rPr>
           <w:rFonts w:ascii="Consolas" w:hAnsi="Consolas"/>
+          <w:b w:val="0"/>
           <w:color w:val="111111"/>
           <w:sz w:val="21"/>
         </w:rPr>
@@ -4788,6 +5000,7 @@
       <w:r>
         <w:rPr>
           <w:rFonts w:ascii="Consolas" w:hAnsi="Consolas"/>
+          <w:b w:val="0"/>
           <w:color w:val="111111"/>
           <w:sz w:val="21"/>
         </w:rPr>
@@ -4804,6 +5017,7 @@
       <w:r>
         <w:rPr>
           <w:rFonts w:ascii="Consolas" w:hAnsi="Consolas"/>
+          <w:b w:val="0"/>
           <w:color w:val="111111"/>
           <w:sz w:val="21"/>
         </w:rPr>
@@ -4841,6 +5055,7 @@
       <w:r>
         <w:rPr>
           <w:rFonts w:ascii="Consolas" w:hAnsi="Consolas"/>
+          <w:b w:val="0"/>
           <w:color w:val="111111"/>
           <w:sz w:val="21"/>
         </w:rPr>
@@ -4856,11 +5071,12 @@
       </w:r>
       <w:r>
         <w:rPr>
+          <w:rFonts w:ascii="Consolas" w:hAnsi="Consolas"/>
           <w:b/>
-          <w:color w:val="4A4A49"/>
-          <w:sz w:val="22"/>
-        </w:rPr>
-        <w:t>`OF estado`</w:t>
+          <w:color w:val="111111"/>
+          <w:sz w:val="21"/>
+        </w:rPr>
+        <w:t>OF estado</w:t>
       </w:r>
       <w:r>
         <w:rPr>
@@ -4873,6 +5089,7 @@
       <w:r>
         <w:rPr>
           <w:rFonts w:ascii="Consolas" w:hAnsi="Consolas"/>
+          <w:b w:val="0"/>
           <w:color w:val="111111"/>
           <w:sz w:val="21"/>
         </w:rPr>
@@ -4889,6 +5106,7 @@
       <w:r>
         <w:rPr>
           <w:rFonts w:ascii="Consolas" w:hAnsi="Consolas"/>
+          <w:b w:val="0"/>
           <w:color w:val="111111"/>
           <w:sz w:val="21"/>
         </w:rPr>
@@ -4905,6 +5123,7 @@
       <w:r>
         <w:rPr>
           <w:rFonts w:ascii="Consolas" w:hAnsi="Consolas"/>
+          <w:b w:val="0"/>
           <w:color w:val="111111"/>
           <w:sz w:val="21"/>
         </w:rPr>
@@ -4921,6 +5140,7 @@
       <w:r>
         <w:rPr>
           <w:rFonts w:ascii="Consolas" w:hAnsi="Consolas"/>
+          <w:b w:val="0"/>
           <w:color w:val="111111"/>
           <w:sz w:val="21"/>
         </w:rPr>
@@ -4958,6 +5178,7 @@
       <w:r>
         <w:rPr>
           <w:rFonts w:ascii="Consolas" w:hAnsi="Consolas"/>
+          <w:b w:val="0"/>
           <w:color w:val="111111"/>
           <w:sz w:val="21"/>
         </w:rPr>
@@ -5011,6 +5232,7 @@
       <w:r>
         <w:rPr>
           <w:rFonts w:ascii="Consolas" w:hAnsi="Consolas"/>
+          <w:b w:val="0"/>
           <w:color w:val="111111"/>
           <w:sz w:val="21"/>
         </w:rPr>
@@ -5027,6 +5249,7 @@
       <w:r>
         <w:rPr>
           <w:rFonts w:ascii="Consolas" w:hAnsi="Consolas"/>
+          <w:b w:val="0"/>
           <w:color w:val="111111"/>
           <w:sz w:val="21"/>
         </w:rPr>
@@ -5043,6 +5266,7 @@
       <w:r>
         <w:rPr>
           <w:rFonts w:ascii="Consolas" w:hAnsi="Consolas"/>
+          <w:b w:val="0"/>
           <w:color w:val="111111"/>
           <w:sz w:val="21"/>
         </w:rPr>
@@ -5059,6 +5283,7 @@
       <w:r>
         <w:rPr>
           <w:rFonts w:ascii="Consolas" w:hAnsi="Consolas"/>
+          <w:b w:val="0"/>
           <w:color w:val="111111"/>
           <w:sz w:val="21"/>
         </w:rPr>
@@ -5075,6 +5300,7 @@
       <w:r>
         <w:rPr>
           <w:rFonts w:ascii="Consolas" w:hAnsi="Consolas"/>
+          <w:b w:val="0"/>
           <w:color w:val="111111"/>
           <w:sz w:val="21"/>
         </w:rPr>
@@ -5112,6 +5338,7 @@
       <w:r>
         <w:rPr>
           <w:rFonts w:ascii="Consolas" w:hAnsi="Consolas"/>
+          <w:b w:val="0"/>
           <w:color w:val="111111"/>
           <w:sz w:val="21"/>
         </w:rPr>
@@ -5128,6 +5355,7 @@
       <w:r>
         <w:rPr>
           <w:rFonts w:ascii="Consolas" w:hAnsi="Consolas"/>
+          <w:b w:val="0"/>
           <w:color w:val="111111"/>
           <w:sz w:val="21"/>
         </w:rPr>
@@ -5144,6 +5372,7 @@
       <w:r>
         <w:rPr>
           <w:rFonts w:ascii="Consolas" w:hAnsi="Consolas"/>
+          <w:b w:val="0"/>
           <w:color w:val="111111"/>
           <w:sz w:val="21"/>
         </w:rPr>
@@ -5160,6 +5389,7 @@
       <w:r>
         <w:rPr>
           <w:rFonts w:ascii="Consolas" w:hAnsi="Consolas"/>
+          <w:b w:val="0"/>
           <w:color w:val="111111"/>
           <w:sz w:val="21"/>
         </w:rPr>
@@ -5176,6 +5406,7 @@
       <w:r>
         <w:rPr>
           <w:rFonts w:ascii="Consolas" w:hAnsi="Consolas"/>
+          <w:b w:val="0"/>
           <w:color w:val="111111"/>
           <w:sz w:val="21"/>
         </w:rPr>
@@ -5192,6 +5423,7 @@
       <w:r>
         <w:rPr>
           <w:rFonts w:ascii="Consolas" w:hAnsi="Consolas"/>
+          <w:b w:val="0"/>
           <w:color w:val="111111"/>
           <w:sz w:val="21"/>
         </w:rPr>
@@ -5224,6 +5456,7 @@
       <w:r>
         <w:rPr>
           <w:rFonts w:ascii="Consolas" w:hAnsi="Consolas"/>
+          <w:b w:val="0"/>
           <w:color w:val="111111"/>
           <w:sz w:val="21"/>
         </w:rPr>
@@ -5240,6 +5473,7 @@
       <w:r>
         <w:rPr>
           <w:rFonts w:ascii="Consolas" w:hAnsi="Consolas"/>
+          <w:b w:val="0"/>
           <w:color w:val="111111"/>
           <w:sz w:val="21"/>
         </w:rPr>
@@ -5277,7 +5511,24 @@
           <w:color w:val="4A4A49"/>
           <w:sz w:val="22"/>
         </w:rPr>
-        <w:t>Poner el codigo dentro del `CREATE TRIGGER`,</w:t>
+        <w:t xml:space="preserve">Poner el codigo dentro del </w:t>
+      </w:r>
+      <w:r>
+        <w:rPr>
+          <w:rFonts w:ascii="Consolas" w:hAnsi="Consolas"/>
+          <w:b/>
+          <w:color w:val="111111"/>
+          <w:sz w:val="21"/>
+        </w:rPr>
+        <w:t>CREATE TRIGGER</w:t>
+      </w:r>
+      <w:r>
+        <w:rPr>
+          <w:b/>
+          <w:color w:val="4A4A49"/>
+          <w:sz w:val="22"/>
+        </w:rPr>
+        <w:t>,</w:t>
       </w:r>
       <w:r>
         <w:rPr>
@@ -5306,6 +5557,7 @@
       <w:r>
         <w:rPr>
           <w:rFonts w:ascii="Consolas" w:hAnsi="Consolas"/>
+          <w:b w:val="0"/>
           <w:color w:val="111111"/>
           <w:sz w:val="21"/>
         </w:rPr>
@@ -5322,6 +5574,7 @@
       <w:r>
         <w:rPr>
           <w:rFonts w:ascii="Consolas" w:hAnsi="Consolas"/>
+          <w:b w:val="0"/>
           <w:color w:val="111111"/>
           <w:sz w:val="21"/>
         </w:rPr>
@@ -5338,6 +5591,7 @@
       <w:r>
         <w:rPr>
           <w:rFonts w:ascii="Consolas" w:hAnsi="Consolas"/>
+          <w:b w:val="0"/>
           <w:color w:val="111111"/>
           <w:sz w:val="21"/>
         </w:rPr>
@@ -5358,11 +5612,37 @@
       </w:pPr>
       <w:r>
         <w:rPr>
+          <w:rFonts w:ascii="Consolas" w:hAnsi="Consolas"/>
           <w:b/>
-          <w:color w:val="4A4A49"/>
-          <w:sz w:val="22"/>
-        </w:rPr>
-        <w:t>`:NEW.estado` en vez de `NEW.estado`.</w:t>
+          <w:color w:val="111111"/>
+          <w:sz w:val="21"/>
+        </w:rPr>
+        <w:t>:NEW.estado</w:t>
+      </w:r>
+      <w:r>
+        <w:rPr>
+          <w:b/>
+          <w:color w:val="4A4A49"/>
+          <w:sz w:val="22"/>
+        </w:rPr>
+        <w:t xml:space="preserve"> en vez de </w:t>
+      </w:r>
+      <w:r>
+        <w:rPr>
+          <w:rFonts w:ascii="Consolas" w:hAnsi="Consolas"/>
+          <w:b/>
+          <w:color w:val="111111"/>
+          <w:sz w:val="21"/>
+        </w:rPr>
+        <w:t>NEW.estado</w:t>
+      </w:r>
+      <w:r>
+        <w:rPr>
+          <w:b/>
+          <w:color w:val="4A4A49"/>
+          <w:sz w:val="22"/>
+        </w:rPr>
+        <w:t>.</w:t>
       </w:r>
       <w:r>
         <w:rPr>
@@ -5375,6 +5655,7 @@
       <w:r>
         <w:rPr>
           <w:rFonts w:ascii="Consolas" w:hAnsi="Consolas"/>
+          <w:b w:val="0"/>
           <w:color w:val="111111"/>
           <w:sz w:val="21"/>
         </w:rPr>
@@ -5399,7 +5680,41 @@
           <w:color w:val="4A4A49"/>
           <w:sz w:val="22"/>
         </w:rPr>
-        <w:t>Omitir la clausula `WHEN` y filtrar con un `IF` dentro de la funcion.</w:t>
+        <w:t xml:space="preserve">Omitir la clausula </w:t>
+      </w:r>
+      <w:r>
+        <w:rPr>
+          <w:rFonts w:ascii="Consolas" w:hAnsi="Consolas"/>
+          <w:b/>
+          <w:color w:val="111111"/>
+          <w:sz w:val="21"/>
+        </w:rPr>
+        <w:t>WHEN</w:t>
+      </w:r>
+      <w:r>
+        <w:rPr>
+          <w:b/>
+          <w:color w:val="4A4A49"/>
+          <w:sz w:val="22"/>
+        </w:rPr>
+        <w:t xml:space="preserve"> y filtrar con un </w:t>
+      </w:r>
+      <w:r>
+        <w:rPr>
+          <w:rFonts w:ascii="Consolas" w:hAnsi="Consolas"/>
+          <w:b/>
+          <w:color w:val="111111"/>
+          <w:sz w:val="21"/>
+        </w:rPr>
+        <w:t>IF</w:t>
+      </w:r>
+      <w:r>
+        <w:rPr>
+          <w:b/>
+          <w:color w:val="4A4A49"/>
+          <w:sz w:val="22"/>
+        </w:rPr>
+        <w:t xml:space="preserve"> dentro de la funcion.</w:t>
       </w:r>
       <w:r>
         <w:rPr>
@@ -5412,6 +5727,7 @@
       <w:r>
         <w:rPr>
           <w:rFonts w:ascii="Consolas" w:hAnsi="Consolas"/>
+          <w:b w:val="0"/>
           <w:color w:val="111111"/>
           <w:sz w:val="21"/>
         </w:rPr>
@@ -5444,6 +5760,7 @@
       <w:r>
         <w:rPr>
           <w:rFonts w:ascii="Consolas" w:hAnsi="Consolas"/>
+          <w:b w:val="0"/>
           <w:color w:val="111111"/>
           <w:sz w:val="21"/>
         </w:rPr>
@@ -5460,6 +5777,7 @@
       <w:r>
         <w:rPr>
           <w:rFonts w:ascii="Consolas" w:hAnsi="Consolas"/>
+          <w:b w:val="0"/>
           <w:color w:val="111111"/>
           <w:sz w:val="21"/>
         </w:rPr>
@@ -5497,6 +5815,7 @@
       <w:r>
         <w:rPr>
           <w:rFonts w:ascii="Consolas" w:hAnsi="Consolas"/>
+          <w:b w:val="0"/>
           <w:color w:val="111111"/>
           <w:sz w:val="21"/>
         </w:rPr>
@@ -5513,6 +5832,7 @@
       <w:r>
         <w:rPr>
           <w:rFonts w:ascii="Consolas" w:hAnsi="Consolas"/>
+          <w:b w:val="0"/>
           <w:color w:val="111111"/>
           <w:sz w:val="21"/>
         </w:rPr>
@@ -5529,6 +5849,7 @@
       <w:r>
         <w:rPr>
           <w:rFonts w:ascii="Consolas" w:hAnsi="Consolas"/>
+          <w:b w:val="0"/>
           <w:color w:val="111111"/>
           <w:sz w:val="21"/>
         </w:rPr>
@@ -5561,6 +5882,7 @@
       <w:r>
         <w:rPr>
           <w:rFonts w:ascii="Consolas" w:hAnsi="Consolas"/>
+          <w:b w:val="0"/>
           <w:color w:val="111111"/>
           <w:sz w:val="21"/>
         </w:rPr>
@@ -5581,11 +5903,37 @@
       </w:pPr>
       <w:r>
         <w:rPr>
+          <w:rFonts w:ascii="Consolas" w:hAnsi="Consolas"/>
           <w:b/>
-          <w:color w:val="4A4A49"/>
-          <w:sz w:val="22"/>
-        </w:rPr>
-        <w:t>`AFTER UPDATE ON cita` sin `OF estado`.</w:t>
+          <w:color w:val="111111"/>
+          <w:sz w:val="21"/>
+        </w:rPr>
+        <w:t>AFTER UPDATE ON cita</w:t>
+      </w:r>
+      <w:r>
+        <w:rPr>
+          <w:b/>
+          <w:color w:val="4A4A49"/>
+          <w:sz w:val="22"/>
+        </w:rPr>
+        <w:t xml:space="preserve"> sin </w:t>
+      </w:r>
+      <w:r>
+        <w:rPr>
+          <w:rFonts w:ascii="Consolas" w:hAnsi="Consolas"/>
+          <w:b/>
+          <w:color w:val="111111"/>
+          <w:sz w:val="21"/>
+        </w:rPr>
+        <w:t>OF estado</w:t>
+      </w:r>
+      <w:r>
+        <w:rPr>
+          <w:b/>
+          <w:color w:val="4A4A49"/>
+          <w:sz w:val="22"/>
+        </w:rPr>
+        <w:t>.</w:t>
       </w:r>
       <w:r>
         <w:rPr>
@@ -5598,6 +5946,7 @@
       <w:r>
         <w:rPr>
           <w:rFonts w:ascii="Consolas" w:hAnsi="Consolas"/>
+          <w:b w:val="0"/>
           <w:color w:val="111111"/>
           <w:sz w:val="21"/>
         </w:rPr>
@@ -5614,6 +5963,7 @@
       <w:r>
         <w:rPr>
           <w:rFonts w:ascii="Consolas" w:hAnsi="Consolas"/>
+          <w:b w:val="0"/>
           <w:color w:val="111111"/>
           <w:sz w:val="21"/>
         </w:rPr>
@@ -5654,7 +6004,58 @@
           <w:color w:val="4A4A49"/>
           <w:sz w:val="22"/>
         </w:rPr>
-        <w:t>Escribir `usuario_bd` y `fecha_evento` desde el `INSERT` de la funcion.</w:t>
+        <w:t xml:space="preserve">Escribir </w:t>
+      </w:r>
+      <w:r>
+        <w:rPr>
+          <w:rFonts w:ascii="Consolas" w:hAnsi="Consolas"/>
+          <w:b/>
+          <w:color w:val="111111"/>
+          <w:sz w:val="21"/>
+        </w:rPr>
+        <w:t>usuario_bd</w:t>
+      </w:r>
+      <w:r>
+        <w:rPr>
+          <w:b/>
+          <w:color w:val="4A4A49"/>
+          <w:sz w:val="22"/>
+        </w:rPr>
+        <w:t xml:space="preserve"> y </w:t>
+      </w:r>
+      <w:r>
+        <w:rPr>
+          <w:rFonts w:ascii="Consolas" w:hAnsi="Consolas"/>
+          <w:b/>
+          <w:color w:val="111111"/>
+          <w:sz w:val="21"/>
+        </w:rPr>
+        <w:t>fecha_evento</w:t>
+      </w:r>
+      <w:r>
+        <w:rPr>
+          <w:b/>
+          <w:color w:val="4A4A49"/>
+          <w:sz w:val="22"/>
+        </w:rPr>
+        <w:t xml:space="preserve"> desde el </w:t>
+      </w:r>
+      <w:r>
+        <w:rPr>
+          <w:rFonts w:ascii="Consolas" w:hAnsi="Consolas"/>
+          <w:b/>
+          <w:color w:val="111111"/>
+          <w:sz w:val="21"/>
+        </w:rPr>
+        <w:t>INSERT</w:t>
+      </w:r>
+      <w:r>
+        <w:rPr>
+          <w:b/>
+          <w:color w:val="4A4A49"/>
+          <w:sz w:val="22"/>
+        </w:rPr>
+        <w:t xml:space="preserve"> de la funcion.</w:t>
       </w:r>
       <w:r>
         <w:rPr>
@@ -5667,6 +6068,7 @@
       <w:r>
         <w:rPr>
           <w:rFonts w:ascii="Consolas" w:hAnsi="Consolas"/>
+          <w:b w:val="0"/>
           <w:color w:val="111111"/>
           <w:sz w:val="21"/>
         </w:rPr>
@@ -6951,7 +7353,7 @@
           <w:color w:val="111111"/>
           <w:sz w:val="19"/>
         </w:rPr>
-        <w:t xml:space="preserve">    Las tres cosas que hay que ver, en este orden: el **-7** existio (el problema es</w:t>
+        <w:t xml:space="preserve">    Las tres cosas que hay que ver, en este orden: el -7 existio (el problema es</w:t>
       </w:r>
       <w:r>
         <w:br/>
@@ -6962,7 +7364,7 @@
           <w:color w:val="111111"/>
           <w:sz w:val="19"/>
         </w:rPr>
-        <w:t xml:space="preserve">    real, no una advertencia teorica), el aviso de la prueba 1 trae el **nombre del</w:t>
+        <w:t xml:space="preserve">    real, no una advertencia teorica), el aviso de la prueba 1 trae el nombre del</w:t>
       </w:r>
       <w:r>
         <w:br/>
@@ -6973,7 +7375,7 @@
           <w:color w:val="111111"/>
           <w:sz w:val="19"/>
         </w:rPr>
-        <w:t xml:space="preserve">    insumo** y el **valor rechazado** (el mensaje sirve para actuar, no solo para</w:t>
+        <w:t xml:space="preserve">    insumo y el valor rechazado (el mensaje sirve para actuar, no solo para</w:t>
       </w:r>
       <w:r>
         <w:br/>
@@ -6984,7 +7386,7 @@
           <w:color w:val="111111"/>
           <w:sz w:val="19"/>
         </w:rPr>
-        <w:t xml:space="preserve">    saber que algo fallo), y el insumo 2 quedo en **1** y no en 3 -- si quedara en 3,</w:t>
+        <w:t xml:space="preserve">    saber que algo fallo), y el insumo 2 quedo en 1 y no en 3 -- si quedara en 3,</w:t>
       </w:r>
       <w:r>
         <w:br/>
@@ -7006,7 +7408,7 @@
           <w:color w:val="111111"/>
           <w:sz w:val="19"/>
         </w:rPr>
-        <w:t xml:space="preserve">    haber escrito `NEW.stock &lt;= 0`.</w:t>
+        <w:t xml:space="preserve">    haber escrito «NEW.stock &lt;= 0».</w:t>
       </w:r>
     </w:p>
     <w:p>
@@ -7045,6 +7447,7 @@
       <w:r>
         <w:rPr>
           <w:rFonts w:ascii="Consolas" w:hAnsi="Consolas"/>
+          <w:b w:val="0"/>
           <w:color w:val="111111"/>
           <w:sz w:val="21"/>
         </w:rPr>
@@ -7061,6 +7464,7 @@
       <w:r>
         <w:rPr>
           <w:rFonts w:ascii="Consolas" w:hAnsi="Consolas"/>
+          <w:b w:val="0"/>
           <w:color w:val="111111"/>
           <w:sz w:val="21"/>
         </w:rPr>
@@ -7114,6 +7518,7 @@
       <w:r>
         <w:rPr>
           <w:rFonts w:ascii="Consolas" w:hAnsi="Consolas"/>
+          <w:b w:val="0"/>
           <w:color w:val="111111"/>
           <w:sz w:val="21"/>
         </w:rPr>
@@ -7130,6 +7535,7 @@
       <w:r>
         <w:rPr>
           <w:rFonts w:ascii="Consolas" w:hAnsi="Consolas"/>
+          <w:b w:val="0"/>
           <w:color w:val="111111"/>
           <w:sz w:val="21"/>
         </w:rPr>
@@ -7146,6 +7552,7 @@
       <w:r>
         <w:rPr>
           <w:rFonts w:ascii="Consolas" w:hAnsi="Consolas"/>
+          <w:b w:val="0"/>
           <w:color w:val="111111"/>
           <w:sz w:val="21"/>
         </w:rPr>
@@ -7162,6 +7569,7 @@
       <w:r>
         <w:rPr>
           <w:rFonts w:ascii="Consolas" w:hAnsi="Consolas"/>
+          <w:b w:val="0"/>
           <w:color w:val="111111"/>
           <w:sz w:val="21"/>
         </w:rPr>
@@ -7177,11 +7585,12 @@
       </w:r>
       <w:r>
         <w:rPr>
+          <w:rFonts w:ascii="Consolas" w:hAnsi="Consolas"/>
           <w:b/>
-          <w:color w:val="4A4A49"/>
-          <w:sz w:val="22"/>
-        </w:rPr>
-        <w:t>`RETURN NEW`</w:t>
+          <w:color w:val="111111"/>
+          <w:sz w:val="21"/>
+        </w:rPr>
+        <w:t>RETURN NEW</w:t>
       </w:r>
       <w:r>
         <w:rPr>
@@ -7194,6 +7603,7 @@
       <w:r>
         <w:rPr>
           <w:rFonts w:ascii="Consolas" w:hAnsi="Consolas"/>
+          <w:b w:val="0"/>
           <w:color w:val="111111"/>
           <w:sz w:val="21"/>
         </w:rPr>
@@ -7218,7 +7628,24 @@
           <w:color w:val="4A4A49"/>
           <w:sz w:val="22"/>
         </w:rPr>
-        <w:t>4 pts — el trigger es `BEFORE UPDATE OF stock ... FOR EACH ROW`.</w:t>
+        <w:t xml:space="preserve">4 pts — el trigger es </w:t>
+      </w:r>
+      <w:r>
+        <w:rPr>
+          <w:rFonts w:ascii="Consolas" w:hAnsi="Consolas"/>
+          <w:b/>
+          <w:color w:val="111111"/>
+          <w:sz w:val="21"/>
+        </w:rPr>
+        <w:t>BEFORE UPDATE OF stock ... FOR EACH ROW</w:t>
+      </w:r>
+      <w:r>
+        <w:rPr>
+          <w:b/>
+          <w:color w:val="4A4A49"/>
+          <w:sz w:val="22"/>
+        </w:rPr>
+        <w:t>.</w:t>
       </w:r>
       <w:r>
         <w:rPr>
@@ -7231,6 +7658,7 @@
       <w:r>
         <w:rPr>
           <w:rFonts w:ascii="Consolas" w:hAnsi="Consolas"/>
+          <w:b w:val="0"/>
           <w:color w:val="111111"/>
           <w:sz w:val="21"/>
         </w:rPr>
@@ -7247,6 +7675,7 @@
       <w:r>
         <w:rPr>
           <w:rFonts w:ascii="Consolas" w:hAnsi="Consolas"/>
+          <w:b w:val="0"/>
           <w:color w:val="111111"/>
           <w:sz w:val="21"/>
         </w:rPr>
@@ -7263,6 +7692,7 @@
       <w:r>
         <w:rPr>
           <w:rFonts w:ascii="Consolas" w:hAnsi="Consolas"/>
+          <w:b w:val="0"/>
           <w:color w:val="111111"/>
           <w:sz w:val="21"/>
         </w:rPr>
@@ -7279,6 +7709,7 @@
       <w:r>
         <w:rPr>
           <w:rFonts w:ascii="Consolas" w:hAnsi="Consolas"/>
+          <w:b w:val="0"/>
           <w:color w:val="111111"/>
           <w:sz w:val="21"/>
         </w:rPr>
@@ -7295,6 +7726,7 @@
       <w:r>
         <w:rPr>
           <w:rFonts w:ascii="Consolas" w:hAnsi="Consolas"/>
+          <w:b w:val="0"/>
           <w:color w:val="111111"/>
           <w:sz w:val="21"/>
         </w:rPr>
@@ -7319,7 +7751,24 @@
           <w:color w:val="4A4A49"/>
           <w:sz w:val="22"/>
         </w:rPr>
-        <w:t>4 pts — las dos pruebas en bloques `DO` separados,</w:t>
+        <w:t xml:space="preserve">4 pts — las dos pruebas en bloques </w:t>
+      </w:r>
+      <w:r>
+        <w:rPr>
+          <w:rFonts w:ascii="Consolas" w:hAnsi="Consolas"/>
+          <w:b/>
+          <w:color w:val="111111"/>
+          <w:sz w:val="21"/>
+        </w:rPr>
+        <w:t>DO</w:t>
+      </w:r>
+      <w:r>
+        <w:rPr>
+          <w:b/>
+          <w:color w:val="4A4A49"/>
+          <w:sz w:val="22"/>
+        </w:rPr>
+        <w:t xml:space="preserve"> separados,</w:t>
       </w:r>
       <w:r>
         <w:rPr>
@@ -7406,6 +7855,7 @@
       <w:r>
         <w:rPr>
           <w:rFonts w:ascii="Consolas" w:hAnsi="Consolas"/>
+          <w:b w:val="0"/>
           <w:color w:val="111111"/>
           <w:sz w:val="21"/>
         </w:rPr>
@@ -7443,7 +7893,24 @@
           <w:color w:val="4A4A49"/>
           <w:sz w:val="22"/>
         </w:rPr>
-        <w:t>Olvidar `RETURN NEW`.</w:t>
+        <w:t xml:space="preserve">Olvidar </w:t>
+      </w:r>
+      <w:r>
+        <w:rPr>
+          <w:rFonts w:ascii="Consolas" w:hAnsi="Consolas"/>
+          <w:b/>
+          <w:color w:val="111111"/>
+          <w:sz w:val="21"/>
+        </w:rPr>
+        <w:t>RETURN NEW</w:t>
+      </w:r>
+      <w:r>
+        <w:rPr>
+          <w:b/>
+          <w:color w:val="4A4A49"/>
+          <w:sz w:val="22"/>
+        </w:rPr>
+        <w:t>.</w:t>
       </w:r>
       <w:r>
         <w:rPr>
@@ -7456,6 +7923,7 @@
       <w:r>
         <w:rPr>
           <w:rFonts w:ascii="Consolas" w:hAnsi="Consolas"/>
+          <w:b w:val="0"/>
           <w:color w:val="111111"/>
           <w:sz w:val="21"/>
         </w:rPr>
@@ -7472,6 +7940,7 @@
       <w:r>
         <w:rPr>
           <w:rFonts w:ascii="Consolas" w:hAnsi="Consolas"/>
+          <w:b w:val="0"/>
           <w:color w:val="111111"/>
           <w:sz w:val="21"/>
         </w:rPr>
@@ -7488,6 +7957,7 @@
       <w:r>
         <w:rPr>
           <w:rFonts w:ascii="Consolas" w:hAnsi="Consolas"/>
+          <w:b w:val="0"/>
           <w:color w:val="111111"/>
           <w:sz w:val="21"/>
         </w:rPr>
@@ -7504,6 +7974,7 @@
       <w:r>
         <w:rPr>
           <w:rFonts w:ascii="Consolas" w:hAnsi="Consolas"/>
+          <w:b w:val="0"/>
           <w:color w:val="111111"/>
           <w:sz w:val="21"/>
         </w:rPr>
@@ -7540,11 +8011,12 @@
       </w:pPr>
       <w:r>
         <w:rPr>
+          <w:rFonts w:ascii="Consolas" w:hAnsi="Consolas"/>
           <w:b/>
-          <w:color w:val="4A4A49"/>
-          <w:sz w:val="22"/>
-        </w:rPr>
-        <w:t>`NEW.stock &lt;= 0`</w:t>
+          <w:color w:val="111111"/>
+          <w:sz w:val="21"/>
+        </w:rPr>
+        <w:t>NEW.stock &lt;= 0</w:t>
       </w:r>
       <w:r>
         <w:rPr>
@@ -7557,6 +8029,7 @@
       <w:r>
         <w:rPr>
           <w:rFonts w:ascii="Consolas" w:hAnsi="Consolas"/>
+          <w:b w:val="0"/>
           <w:color w:val="111111"/>
           <w:sz w:val="21"/>
         </w:rPr>
@@ -7581,7 +8054,41 @@
           <w:color w:val="4A4A49"/>
           <w:sz w:val="22"/>
         </w:rPr>
-        <w:t>Usar `AFTER` en lugar de `BEFORE`.</w:t>
+        <w:t xml:space="preserve">Usar </w:t>
+      </w:r>
+      <w:r>
+        <w:rPr>
+          <w:rFonts w:ascii="Consolas" w:hAnsi="Consolas"/>
+          <w:b/>
+          <w:color w:val="111111"/>
+          <w:sz w:val="21"/>
+        </w:rPr>
+        <w:t>AFTER</w:t>
+      </w:r>
+      <w:r>
+        <w:rPr>
+          <w:b/>
+          <w:color w:val="4A4A49"/>
+          <w:sz w:val="22"/>
+        </w:rPr>
+        <w:t xml:space="preserve"> en lugar de </w:t>
+      </w:r>
+      <w:r>
+        <w:rPr>
+          <w:rFonts w:ascii="Consolas" w:hAnsi="Consolas"/>
+          <w:b/>
+          <w:color w:val="111111"/>
+          <w:sz w:val="21"/>
+        </w:rPr>
+        <w:t>BEFORE</w:t>
+      </w:r>
+      <w:r>
+        <w:rPr>
+          <w:b/>
+          <w:color w:val="4A4A49"/>
+          <w:sz w:val="22"/>
+        </w:rPr>
+        <w:t>.</w:t>
       </w:r>
       <w:r>
         <w:rPr>
@@ -7594,6 +8101,7 @@
       <w:r>
         <w:rPr>
           <w:rFonts w:ascii="Consolas" w:hAnsi="Consolas"/>
+          <w:b w:val="0"/>
           <w:color w:val="111111"/>
           <w:sz w:val="21"/>
         </w:rPr>
@@ -7642,6 +8150,7 @@
       <w:r>
         <w:rPr>
           <w:rFonts w:ascii="Consolas" w:hAnsi="Consolas"/>
+          <w:b w:val="0"/>
           <w:color w:val="111111"/>
           <w:sz w:val="21"/>
         </w:rPr>
@@ -7658,6 +8167,7 @@
       <w:r>
         <w:rPr>
           <w:rFonts w:ascii="Consolas" w:hAnsi="Consolas"/>
+          <w:b w:val="0"/>
           <w:color w:val="111111"/>
           <w:sz w:val="21"/>
         </w:rPr>
@@ -7678,11 +8188,20 @@
       </w:pPr>
       <w:r>
         <w:rPr>
+          <w:rFonts w:ascii="Consolas" w:hAnsi="Consolas"/>
           <w:b/>
-          <w:color w:val="4A4A49"/>
-          <w:sz w:val="22"/>
-        </w:rPr>
-        <w:t>`RAISE_APPLICATION_ERROR(-20001, '...')`.</w:t>
+          <w:color w:val="111111"/>
+          <w:sz w:val="21"/>
+        </w:rPr>
+        <w:t>RAISE_APPLICATION_ERROR(-20001, '...')</w:t>
+      </w:r>
+      <w:r>
+        <w:rPr>
+          <w:b/>
+          <w:color w:val="4A4A49"/>
+          <w:sz w:val="22"/>
+        </w:rPr>
+        <w:t>.</w:t>
       </w:r>
       <w:r>
         <w:rPr>
@@ -7695,6 +8214,7 @@
       <w:r>
         <w:rPr>
           <w:rFonts w:ascii="Consolas" w:hAnsi="Consolas"/>
+          <w:b w:val="0"/>
           <w:color w:val="111111"/>
           <w:sz w:val="21"/>
         </w:rPr>
@@ -7711,6 +8231,7 @@
       <w:r>
         <w:rPr>
           <w:rFonts w:ascii="Consolas" w:hAnsi="Consolas"/>
+          <w:b w:val="0"/>
           <w:color w:val="111111"/>
           <w:sz w:val="21"/>
         </w:rPr>
@@ -7735,7 +8256,24 @@
           <w:color w:val="4A4A49"/>
           <w:sz w:val="22"/>
         </w:rPr>
-        <w:t>Usar `NEW.nombre` en el mensaje</w:t>
+        <w:t xml:space="preserve">Usar </w:t>
+      </w:r>
+      <w:r>
+        <w:rPr>
+          <w:rFonts w:ascii="Consolas" w:hAnsi="Consolas"/>
+          <w:b/>
+          <w:color w:val="111111"/>
+          <w:sz w:val="21"/>
+        </w:rPr>
+        <w:t>NEW.nombre</w:t>
+      </w:r>
+      <w:r>
+        <w:rPr>
+          <w:b/>
+          <w:color w:val="4A4A49"/>
+          <w:sz w:val="22"/>
+        </w:rPr>
+        <w:t xml:space="preserve"> en el mensaje</w:t>
       </w:r>
       <w:r>
         <w:rPr>
@@ -7748,6 +8286,7 @@
       <w:r>
         <w:rPr>
           <w:rFonts w:ascii="Consolas" w:hAnsi="Consolas"/>
+          <w:b w:val="0"/>
           <w:color w:val="111111"/>
           <w:sz w:val="21"/>
         </w:rPr>
@@ -7764,6 +8303,7 @@
       <w:r>
         <w:rPr>
           <w:rFonts w:ascii="Consolas" w:hAnsi="Consolas"/>
+          <w:b w:val="0"/>
           <w:color w:val="111111"/>
           <w:sz w:val="21"/>
         </w:rPr>
@@ -7780,6 +8320,7 @@
       <w:r>
         <w:rPr>
           <w:rFonts w:ascii="Consolas" w:hAnsi="Consolas"/>
+          <w:b w:val="0"/>
           <w:color w:val="111111"/>
           <w:sz w:val="21"/>
         </w:rPr>
@@ -7820,7 +8361,41 @@
           <w:color w:val="4A4A49"/>
           <w:sz w:val="22"/>
         </w:rPr>
-        <w:t>Poner los dos `UPDATE` de prueba sin bloque `DO`.</w:t>
+        <w:t xml:space="preserve">Poner los dos </w:t>
+      </w:r>
+      <w:r>
+        <w:rPr>
+          <w:rFonts w:ascii="Consolas" w:hAnsi="Consolas"/>
+          <w:b/>
+          <w:color w:val="111111"/>
+          <w:sz w:val="21"/>
+        </w:rPr>
+        <w:t>UPDATE</w:t>
+      </w:r>
+      <w:r>
+        <w:rPr>
+          <w:b/>
+          <w:color w:val="4A4A49"/>
+          <w:sz w:val="22"/>
+        </w:rPr>
+        <w:t xml:space="preserve"> de prueba sin bloque </w:t>
+      </w:r>
+      <w:r>
+        <w:rPr>
+          <w:rFonts w:ascii="Consolas" w:hAnsi="Consolas"/>
+          <w:b/>
+          <w:color w:val="111111"/>
+          <w:sz w:val="21"/>
+        </w:rPr>
+        <w:t>DO</w:t>
+      </w:r>
+      <w:r>
+        <w:rPr>
+          <w:b/>
+          <w:color w:val="4A4A49"/>
+          <w:sz w:val="22"/>
+        </w:rPr>
+        <w:t>.</w:t>
       </w:r>
       <w:r>
         <w:rPr>
@@ -7993,6 +8568,7 @@
             <w:r>
               <w:rPr>
                 <w:rFonts w:ascii="Consolas" w:hAnsi="Consolas"/>
+                <w:b w:val="0"/>
                 <w:color w:val="111111"/>
                 <w:sz w:val="19"/>
               </w:rPr>
@@ -8025,6 +8601,7 @@
             <w:r>
               <w:rPr>
                 <w:rFonts w:ascii="Consolas" w:hAnsi="Consolas"/>
+                <w:b w:val="0"/>
                 <w:color w:val="111111"/>
                 <w:sz w:val="19"/>
               </w:rPr>
@@ -8102,6 +8679,7 @@
             <w:r>
               <w:rPr>
                 <w:rFonts w:ascii="Consolas" w:hAnsi="Consolas"/>
+                <w:b w:val="0"/>
                 <w:color w:val="111111"/>
                 <w:sz w:val="19"/>
               </w:rPr>
@@ -8118,6 +8696,7 @@
             <w:r>
               <w:rPr>
                 <w:rFonts w:ascii="Consolas" w:hAnsi="Consolas"/>
+                <w:b w:val="0"/>
                 <w:color w:val="111111"/>
                 <w:sz w:val="19"/>
               </w:rPr>
@@ -8134,6 +8713,7 @@
             <w:r>
               <w:rPr>
                 <w:rFonts w:ascii="Consolas" w:hAnsi="Consolas"/>
+                <w:b w:val="0"/>
                 <w:color w:val="111111"/>
                 <w:sz w:val="19"/>
               </w:rPr>
@@ -8182,6 +8762,7 @@
             <w:r>
               <w:rPr>
                 <w:rFonts w:ascii="Consolas" w:hAnsi="Consolas"/>
+                <w:b w:val="0"/>
                 <w:color w:val="111111"/>
                 <w:sz w:val="19"/>
               </w:rPr>
@@ -8198,6 +8779,7 @@
             <w:r>
               <w:rPr>
                 <w:rFonts w:ascii="Consolas" w:hAnsi="Consolas"/>
+                <w:b w:val="0"/>
                 <w:color w:val="111111"/>
                 <w:sz w:val="19"/>
               </w:rPr>
@@ -8288,6 +8870,7 @@
             <w:r>
               <w:rPr>
                 <w:rFonts w:ascii="Consolas" w:hAnsi="Consolas"/>
+                <w:b w:val="0"/>
                 <w:color w:val="111111"/>
                 <w:sz w:val="19"/>
               </w:rPr>
@@ -8304,6 +8887,7 @@
             <w:r>
               <w:rPr>
                 <w:rFonts w:ascii="Consolas" w:hAnsi="Consolas"/>
+                <w:b w:val="0"/>
                 <w:color w:val="111111"/>
                 <w:sz w:val="19"/>
               </w:rPr>
@@ -8320,6 +8904,7 @@
             <w:r>
               <w:rPr>
                 <w:rFonts w:ascii="Consolas" w:hAnsi="Consolas"/>
+                <w:b w:val="0"/>
                 <w:color w:val="111111"/>
                 <w:sz w:val="19"/>
               </w:rPr>
@@ -8336,6 +8921,7 @@
             <w:r>
               <w:rPr>
                 <w:rFonts w:ascii="Consolas" w:hAnsi="Consolas"/>
+                <w:b w:val="0"/>
                 <w:color w:val="111111"/>
                 <w:sz w:val="19"/>
               </w:rPr>
@@ -8487,6 +9073,7 @@
             <w:r>
               <w:rPr>
                 <w:rFonts w:ascii="Consolas" w:hAnsi="Consolas"/>
+                <w:b w:val="0"/>
                 <w:color w:val="111111"/>
                 <w:sz w:val="19"/>
               </w:rPr>
@@ -8564,6 +9151,7 @@
             <w:r>
               <w:rPr>
                 <w:rFonts w:ascii="Consolas" w:hAnsi="Consolas"/>
+                <w:b w:val="0"/>
                 <w:color w:val="111111"/>
                 <w:sz w:val="19"/>
               </w:rPr>
@@ -8580,6 +9168,7 @@
             <w:r>
               <w:rPr>
                 <w:rFonts w:ascii="Consolas" w:hAnsi="Consolas"/>
+                <w:b w:val="0"/>
                 <w:color w:val="111111"/>
                 <w:sz w:val="19"/>
               </w:rPr>
@@ -8596,6 +9185,7 @@
             <w:r>
               <w:rPr>
                 <w:rFonts w:ascii="Consolas" w:hAnsi="Consolas"/>
+                <w:b w:val="0"/>
                 <w:color w:val="111111"/>
                 <w:sz w:val="19"/>
               </w:rPr>
@@ -8679,6 +9269,7 @@
       <w:r>
         <w:rPr>
           <w:rFonts w:ascii="Consolas" w:hAnsi="Consolas"/>
+          <w:b w:val="0"/>
           <w:color w:val="111111"/>
           <w:sz w:val="21"/>
         </w:rPr>
@@ -8766,7 +9357,24 @@
           <w:color w:val="4A4A49"/>
           <w:sz w:val="22"/>
         </w:rPr>
-        <w:t>Marcar la del trigger `AFTER` como correcta.</w:t>
+        <w:t xml:space="preserve">Marcar la del trigger </w:t>
+      </w:r>
+      <w:r>
+        <w:rPr>
+          <w:rFonts w:ascii="Consolas" w:hAnsi="Consolas"/>
+          <w:b/>
+          <w:color w:val="111111"/>
+          <w:sz w:val="21"/>
+        </w:rPr>
+        <w:t>AFTER</w:t>
+      </w:r>
+      <w:r>
+        <w:rPr>
+          <w:b/>
+          <w:color w:val="4A4A49"/>
+          <w:sz w:val="22"/>
+        </w:rPr>
+        <w:t xml:space="preserve"> como correcta.</w:t>
       </w:r>
       <w:r>
         <w:rPr>
@@ -8779,6 +9387,7 @@
       <w:r>
         <w:rPr>
           <w:rFonts w:ascii="Consolas" w:hAnsi="Consolas"/>
+          <w:b w:val="0"/>
           <w:color w:val="111111"/>
           <w:sz w:val="21"/>
         </w:rPr>
@@ -8795,6 +9404,7 @@
       <w:r>
         <w:rPr>
           <w:rFonts w:ascii="Consolas" w:hAnsi="Consolas"/>
+          <w:b w:val="0"/>
           <w:color w:val="111111"/>
           <w:sz w:val="21"/>
         </w:rPr>
@@ -8874,6 +9484,7 @@
       <w:r>
         <w:rPr>
           <w:rFonts w:ascii="Consolas" w:hAnsi="Consolas"/>
+          <w:b w:val="0"/>
           <w:color w:val="111111"/>
           <w:sz w:val="21"/>
         </w:rPr>
@@ -8890,6 +9501,7 @@
       <w:r>
         <w:rPr>
           <w:rFonts w:ascii="Consolas" w:hAnsi="Consolas"/>
+          <w:b w:val="0"/>
           <w:color w:val="111111"/>
           <w:sz w:val="21"/>
         </w:rPr>
@@ -9054,6 +9666,7 @@
             <w:r>
               <w:rPr>
                 <w:rFonts w:ascii="Consolas" w:hAnsi="Consolas"/>
+                <w:b w:val="0"/>
                 <w:color w:val="111111"/>
                 <w:sz w:val="19"/>
               </w:rPr>
@@ -9070,6 +9683,7 @@
             <w:r>
               <w:rPr>
                 <w:rFonts w:ascii="Consolas" w:hAnsi="Consolas"/>
+                <w:b w:val="0"/>
                 <w:color w:val="111111"/>
                 <w:sz w:val="19"/>
               </w:rPr>
@@ -9186,6 +9800,7 @@
             <w:r>
               <w:rPr>
                 <w:rFonts w:ascii="Consolas" w:hAnsi="Consolas"/>
+                <w:b w:val="0"/>
                 <w:color w:val="111111"/>
                 <w:sz w:val="19"/>
               </w:rPr>
@@ -9222,7 +9837,33 @@
                 <w:color w:val="4A4A49"/>
                 <w:sz w:val="20"/>
               </w:rPr>
-              <w:t>ademas cada vez que se ejecuta un `GRANT` o `REVOKE`</w:t>
+              <w:t xml:space="preserve">ademas cada vez que se ejecuta un </w:t>
+            </w:r>
+            <w:r>
+              <w:rPr>
+                <w:rFonts w:ascii="Consolas" w:hAnsi="Consolas"/>
+                <w:b/>
+                <w:color w:val="111111"/>
+                <w:sz w:val="19"/>
+              </w:rPr>
+              <w:t>GRANT</w:t>
+            </w:r>
+            <w:r>
+              <w:rPr>
+                <w:b/>
+                <w:color w:val="4A4A49"/>
+                <w:sz w:val="20"/>
+              </w:rPr>
+              <w:t xml:space="preserve"> o </w:t>
+            </w:r>
+            <w:r>
+              <w:rPr>
+                <w:rFonts w:ascii="Consolas" w:hAnsi="Consolas"/>
+                <w:b/>
+                <w:color w:val="111111"/>
+                <w:sz w:val="19"/>
+              </w:rPr>
+              <w:t>REVOKE</w:t>
             </w:r>
             <w:r>
               <w:rPr>
@@ -9235,6 +9876,7 @@
             <w:r>
               <w:rPr>
                 <w:rFonts w:ascii="Consolas" w:hAnsi="Consolas"/>
+                <w:b w:val="0"/>
                 <w:color w:val="111111"/>
                 <w:sz w:val="19"/>
               </w:rPr>
@@ -9318,6 +9960,7 @@
             <w:r>
               <w:rPr>
                 <w:rFonts w:ascii="Consolas" w:hAnsi="Consolas"/>
+                <w:b w:val="0"/>
                 <w:color w:val="111111"/>
                 <w:sz w:val="19"/>
               </w:rPr>
@@ -9334,6 +9977,7 @@
             <w:r>
               <w:rPr>
                 <w:rFonts w:ascii="Consolas" w:hAnsi="Consolas"/>
+                <w:b w:val="0"/>
                 <w:color w:val="111111"/>
                 <w:sz w:val="19"/>
               </w:rPr>
@@ -9350,6 +9994,7 @@
             <w:r>
               <w:rPr>
                 <w:rFonts w:ascii="Consolas" w:hAnsi="Consolas"/>
+                <w:b w:val="0"/>
                 <w:color w:val="111111"/>
                 <w:sz w:val="19"/>
               </w:rPr>
@@ -9366,6 +10011,7 @@
             <w:r>
               <w:rPr>
                 <w:rFonts w:ascii="Consolas" w:hAnsi="Consolas"/>
+                <w:b w:val="0"/>
                 <w:color w:val="111111"/>
                 <w:sz w:val="19"/>
               </w:rPr>
@@ -9398,6 +10044,7 @@
             <w:r>
               <w:rPr>
                 <w:rFonts w:ascii="Consolas" w:hAnsi="Consolas"/>
+                <w:b w:val="0"/>
                 <w:color w:val="111111"/>
                 <w:sz w:val="19"/>
               </w:rPr>
@@ -9462,6 +10109,7 @@
             <w:r>
               <w:rPr>
                 <w:rFonts w:ascii="Consolas" w:hAnsi="Consolas"/>
+                <w:b w:val="0"/>
                 <w:color w:val="111111"/>
                 <w:sz w:val="19"/>
               </w:rPr>
@@ -9506,6 +10154,7 @@
             <w:r>
               <w:rPr>
                 <w:rFonts w:ascii="Consolas" w:hAnsi="Consolas"/>
+                <w:b w:val="0"/>
                 <w:color w:val="111111"/>
                 <w:sz w:val="19"/>
               </w:rPr>
@@ -9590,6 +10239,7 @@
             <w:r>
               <w:rPr>
                 <w:rFonts w:ascii="Consolas" w:hAnsi="Consolas"/>
+                <w:b w:val="0"/>
                 <w:color w:val="111111"/>
                 <w:sz w:val="19"/>
               </w:rPr>
@@ -9606,6 +10256,7 @@
             <w:r>
               <w:rPr>
                 <w:rFonts w:ascii="Consolas" w:hAnsi="Consolas"/>
+                <w:b w:val="0"/>
                 <w:color w:val="111111"/>
                 <w:sz w:val="19"/>
               </w:rPr>
@@ -9622,6 +10273,7 @@
             <w:r>
               <w:rPr>
                 <w:rFonts w:ascii="Consolas" w:hAnsi="Consolas"/>
+                <w:b w:val="0"/>
                 <w:color w:val="111111"/>
                 <w:sz w:val="19"/>
               </w:rPr>
@@ -9863,6 +10515,7 @@
       <w:r>
         <w:rPr>
           <w:rFonts w:ascii="Consolas" w:hAnsi="Consolas"/>
+          <w:b w:val="0"/>
           <w:color w:val="111111"/>
           <w:sz w:val="21"/>
         </w:rPr>
@@ -9884,6 +10537,7 @@
       <w:r>
         <w:rPr>
           <w:rFonts w:ascii="Consolas" w:hAnsi="Consolas"/>
+          <w:b w:val="0"/>
           <w:color w:val="111111"/>
           <w:sz w:val="21"/>
         </w:rPr>
@@ -9900,6 +10554,7 @@
       <w:r>
         <w:rPr>
           <w:rFonts w:ascii="Consolas" w:hAnsi="Consolas"/>
+          <w:b w:val="0"/>
           <w:color w:val="111111"/>
           <w:sz w:val="21"/>
         </w:rPr>
@@ -9921,6 +10576,7 @@
       <w:r>
         <w:rPr>
           <w:rFonts w:ascii="Consolas" w:hAnsi="Consolas"/>
+          <w:b w:val="0"/>
           <w:color w:val="111111"/>
           <w:sz w:val="21"/>
         </w:rPr>
@@ -9971,6 +10627,7 @@
       <w:r>
         <w:rPr>
           <w:rFonts w:ascii="Consolas" w:hAnsi="Consolas"/>
+          <w:b w:val="0"/>
           <w:color w:val="111111"/>
           <w:sz w:val="21"/>
         </w:rPr>
@@ -10164,6 +10821,7 @@
       <w:r>
         <w:rPr>
           <w:rFonts w:ascii="Consolas" w:hAnsi="Consolas"/>
+          <w:b w:val="0"/>
           <w:color w:val="111111"/>
           <w:sz w:val="21"/>
         </w:rPr>
@@ -10180,6 +10838,7 @@
       <w:r>
         <w:rPr>
           <w:rFonts w:ascii="Consolas" w:hAnsi="Consolas"/>
+          <w:b w:val="0"/>
           <w:color w:val="111111"/>
           <w:sz w:val="21"/>
         </w:rPr>
@@ -10212,6 +10871,7 @@
       <w:r>
         <w:rPr>
           <w:rFonts w:ascii="Consolas" w:hAnsi="Consolas"/>
+          <w:b w:val="0"/>
           <w:color w:val="111111"/>
           <w:sz w:val="21"/>
         </w:rPr>
@@ -10228,6 +10888,7 @@
       <w:r>
         <w:rPr>
           <w:rFonts w:ascii="Consolas" w:hAnsi="Consolas"/>
+          <w:b w:val="0"/>
           <w:color w:val="111111"/>
           <w:sz w:val="21"/>
         </w:rPr>
@@ -10244,6 +10905,7 @@
       <w:r>
         <w:rPr>
           <w:rFonts w:ascii="Consolas" w:hAnsi="Consolas"/>
+          <w:b w:val="0"/>
           <w:color w:val="111111"/>
           <w:sz w:val="21"/>
         </w:rPr>
@@ -10294,6 +10956,7 @@
       <w:r>
         <w:rPr>
           <w:rFonts w:ascii="Consolas" w:hAnsi="Consolas"/>
+          <w:b w:val="0"/>
           <w:color w:val="111111"/>
           <w:sz w:val="21"/>
         </w:rPr>
@@ -10310,6 +10973,7 @@
       <w:r>
         <w:rPr>
           <w:rFonts w:ascii="Consolas" w:hAnsi="Consolas"/>
+          <w:b w:val="0"/>
           <w:color w:val="111111"/>
           <w:sz w:val="21"/>
         </w:rPr>
@@ -10507,6 +11171,7 @@
       <w:r>
         <w:rPr>
           <w:rFonts w:ascii="Consolas" w:hAnsi="Consolas"/>
+          <w:b w:val="0"/>
           <w:color w:val="111111"/>
           <w:sz w:val="21"/>
         </w:rPr>
@@ -10544,6 +11209,7 @@
       <w:r>
         <w:rPr>
           <w:rFonts w:ascii="Consolas" w:hAnsi="Consolas"/>
+          <w:b w:val="0"/>
           <w:color w:val="111111"/>
           <w:sz w:val="21"/>
         </w:rPr>
@@ -10560,6 +11226,7 @@
       <w:r>
         <w:rPr>
           <w:rFonts w:ascii="Consolas" w:hAnsi="Consolas"/>
+          <w:b w:val="0"/>
           <w:color w:val="111111"/>
           <w:sz w:val="21"/>
         </w:rPr>
@@ -10576,6 +11243,7 @@
       <w:r>
         <w:rPr>
           <w:rFonts w:ascii="Consolas" w:hAnsi="Consolas"/>
+          <w:b w:val="0"/>
           <w:color w:val="111111"/>
           <w:sz w:val="21"/>
         </w:rPr>
@@ -10629,6 +11297,7 @@
       <w:r>
         <w:rPr>
           <w:rFonts w:ascii="Consolas" w:hAnsi="Consolas"/>
+          <w:b w:val="0"/>
           <w:color w:val="111111"/>
           <w:sz w:val="21"/>
         </w:rPr>
@@ -10682,6 +11351,7 @@
       <w:r>
         <w:rPr>
           <w:rFonts w:ascii="Consolas" w:hAnsi="Consolas"/>
+          <w:b w:val="0"/>
           <w:color w:val="111111"/>
           <w:sz w:val="21"/>
         </w:rPr>
@@ -10698,6 +11368,7 @@
       <w:r>
         <w:rPr>
           <w:rFonts w:ascii="Consolas" w:hAnsi="Consolas"/>
+          <w:b w:val="0"/>
           <w:color w:val="111111"/>
           <w:sz w:val="21"/>
         </w:rPr>
@@ -10714,6 +11385,7 @@
       <w:r>
         <w:rPr>
           <w:rFonts w:ascii="Consolas" w:hAnsi="Consolas"/>
+          <w:b w:val="0"/>
           <w:color w:val="111111"/>
           <w:sz w:val="21"/>
         </w:rPr>
@@ -10730,6 +11402,7 @@
       <w:r>
         <w:rPr>
           <w:rFonts w:ascii="Consolas" w:hAnsi="Consolas"/>
+          <w:b w:val="0"/>
           <w:color w:val="111111"/>
           <w:sz w:val="21"/>
         </w:rPr>
@@ -10796,6 +11469,7 @@
       <w:r>
         <w:rPr>
           <w:rFonts w:ascii="Consolas" w:hAnsi="Consolas"/>
+          <w:b w:val="0"/>
           <w:color w:val="111111"/>
           <w:sz w:val="21"/>
         </w:rPr>
@@ -10854,6 +11528,7 @@
       <w:r>
         <w:rPr>
           <w:rFonts w:ascii="Consolas" w:hAnsi="Consolas"/>
+          <w:b w:val="0"/>
           <w:color w:val="111111"/>
           <w:sz w:val="21"/>
         </w:rPr>
@@ -10870,6 +11545,7 @@
       <w:r>
         <w:rPr>
           <w:rFonts w:ascii="Consolas" w:hAnsi="Consolas"/>
+          <w:b w:val="0"/>
           <w:color w:val="111111"/>
           <w:sz w:val="21"/>
         </w:rPr>
@@ -10886,6 +11562,7 @@
       <w:r>
         <w:rPr>
           <w:rFonts w:ascii="Consolas" w:hAnsi="Consolas"/>
+          <w:b w:val="0"/>
           <w:color w:val="111111"/>
           <w:sz w:val="21"/>
         </w:rPr>
@@ -10902,6 +11579,7 @@
       <w:r>
         <w:rPr>
           <w:rFonts w:ascii="Consolas" w:hAnsi="Consolas"/>
+          <w:b w:val="0"/>
           <w:color w:val="111111"/>
           <w:sz w:val="21"/>
         </w:rPr>
@@ -10918,6 +11596,7 @@
       <w:r>
         <w:rPr>
           <w:rFonts w:ascii="Consolas" w:hAnsi="Consolas"/>
+          <w:b w:val="0"/>
           <w:color w:val="111111"/>
           <w:sz w:val="21"/>
         </w:rPr>
@@ -10934,6 +11613,7 @@
       <w:r>
         <w:rPr>
           <w:rFonts w:ascii="Consolas" w:hAnsi="Consolas"/>
+          <w:b w:val="0"/>
           <w:color w:val="111111"/>
           <w:sz w:val="21"/>
         </w:rPr>
@@ -10950,6 +11630,7 @@
       <w:r>
         <w:rPr>
           <w:rFonts w:ascii="Consolas" w:hAnsi="Consolas"/>
+          <w:b w:val="0"/>
           <w:color w:val="111111"/>
           <w:sz w:val="21"/>
         </w:rPr>
@@ -10966,6 +11647,7 @@
       <w:r>
         <w:rPr>
           <w:rFonts w:ascii="Consolas" w:hAnsi="Consolas"/>
+          <w:b w:val="0"/>
           <w:color w:val="111111"/>
           <w:sz w:val="21"/>
         </w:rPr>
@@ -11114,7 +11796,24 @@
           <w:color w:val="4A4A49"/>
           <w:sz w:val="22"/>
         </w:rPr>
-        <w:t>Creer que `pg_dump` respalda los roles y los permisos.</w:t>
+        <w:t xml:space="preserve">Creer que </w:t>
+      </w:r>
+      <w:r>
+        <w:rPr>
+          <w:rFonts w:ascii="Consolas" w:hAnsi="Consolas"/>
+          <w:b/>
+          <w:color w:val="111111"/>
+          <w:sz w:val="21"/>
+        </w:rPr>
+        <w:t>pg_dump</w:t>
+      </w:r>
+      <w:r>
+        <w:rPr>
+          <w:b/>
+          <w:color w:val="4A4A49"/>
+          <w:sz w:val="22"/>
+        </w:rPr>
+        <w:t xml:space="preserve"> respalda los roles y los permisos.</w:t>
       </w:r>
       <w:r>
         <w:rPr>
@@ -11127,6 +11826,7 @@
       <w:r>
         <w:rPr>
           <w:rFonts w:ascii="Consolas" w:hAnsi="Consolas"/>
+          <w:b w:val="0"/>
           <w:color w:val="111111"/>
           <w:sz w:val="21"/>
         </w:rPr>
@@ -11175,6 +11875,7 @@
       <w:r>
         <w:rPr>
           <w:rFonts w:ascii="Consolas" w:hAnsi="Consolas"/>
+          <w:b w:val="0"/>
           <w:color w:val="111111"/>
           <w:sz w:val="21"/>
         </w:rPr>
@@ -11191,6 +11892,7 @@
       <w:r>
         <w:rPr>
           <w:rFonts w:ascii="Consolas" w:hAnsi="Consolas"/>
+          <w:b w:val="0"/>
           <w:color w:val="111111"/>
           <w:sz w:val="21"/>
         </w:rPr>
@@ -11228,6 +11930,7 @@
       <w:r>
         <w:rPr>
           <w:rFonts w:ascii="Consolas" w:hAnsi="Consolas"/>
+          <w:b w:val="0"/>
           <w:color w:val="111111"/>
           <w:sz w:val="21"/>
         </w:rPr>
@@ -11244,6 +11947,7 @@
       <w:r>
         <w:rPr>
           <w:rFonts w:ascii="Consolas" w:hAnsi="Consolas"/>
+          <w:b w:val="0"/>
           <w:color w:val="111111"/>
           <w:sz w:val="21"/>
         </w:rPr>
@@ -11260,6 +11964,7 @@
       <w:r>
         <w:rPr>
           <w:rFonts w:ascii="Consolas" w:hAnsi="Consolas"/>
+          <w:b w:val="0"/>
           <w:color w:val="111111"/>
           <w:sz w:val="21"/>
         </w:rPr>
@@ -11445,6 +12150,7 @@
       <w:r>
         <w:rPr>
           <w:rFonts w:ascii="Consolas" w:hAnsi="Consolas"/>
+          <w:b w:val="0"/>
           <w:color w:val="111111"/>
           <w:sz w:val="21"/>
         </w:rPr>
@@ -11489,7 +12195,24 @@
           <w:color w:val="4A4A49"/>
           <w:sz w:val="22"/>
         </w:rPr>
-        <w:t>¿Por que mi `CREATE TRIGGER` no acepta el codigo adentro?</w:t>
+        <w:t xml:space="preserve">¿Por que mi </w:t>
+      </w:r>
+      <w:r>
+        <w:rPr>
+          <w:rFonts w:ascii="Consolas" w:hAnsi="Consolas"/>
+          <w:b/>
+          <w:color w:val="111111"/>
+          <w:sz w:val="21"/>
+        </w:rPr>
+        <w:t>CREATE TRIGGER</w:t>
+      </w:r>
+      <w:r>
+        <w:rPr>
+          <w:b/>
+          <w:color w:val="4A4A49"/>
+          <w:sz w:val="22"/>
+        </w:rPr>
+        <w:t xml:space="preserve"> no acepta el codigo adentro?</w:t>
       </w:r>
     </w:p>
     <w:p>
@@ -11520,6 +12243,7 @@
       <w:r>
         <w:rPr>
           <w:rFonts w:ascii="Consolas" w:hAnsi="Consolas"/>
+          <w:b w:val="0"/>
           <w:color w:val="111111"/>
           <w:sz w:val="21"/>
         </w:rPr>
@@ -11536,6 +12260,7 @@
       <w:r>
         <w:rPr>
           <w:rFonts w:ascii="Consolas" w:hAnsi="Consolas"/>
+          <w:b w:val="0"/>
           <w:color w:val="111111"/>
           <w:sz w:val="21"/>
         </w:rPr>
@@ -11557,7 +12282,41 @@
           <w:color w:val="4A4A49"/>
           <w:sz w:val="22"/>
         </w:rPr>
-        <w:t>¿`NEW` y `OLD` se escriben con dos puntos?</w:t>
+        <w:t>¿</w:t>
+      </w:r>
+      <w:r>
+        <w:rPr>
+          <w:rFonts w:ascii="Consolas" w:hAnsi="Consolas"/>
+          <w:b/>
+          <w:color w:val="111111"/>
+          <w:sz w:val="21"/>
+        </w:rPr>
+        <w:t>NEW</w:t>
+      </w:r>
+      <w:r>
+        <w:rPr>
+          <w:b/>
+          <w:color w:val="4A4A49"/>
+          <w:sz w:val="22"/>
+        </w:rPr>
+        <w:t xml:space="preserve"> y </w:t>
+      </w:r>
+      <w:r>
+        <w:rPr>
+          <w:rFonts w:ascii="Consolas" w:hAnsi="Consolas"/>
+          <w:b/>
+          <w:color w:val="111111"/>
+          <w:sz w:val="21"/>
+        </w:rPr>
+        <w:t>OLD</w:t>
+      </w:r>
+      <w:r>
+        <w:rPr>
+          <w:b/>
+          <w:color w:val="4A4A49"/>
+          <w:sz w:val="22"/>
+        </w:rPr>
+        <w:t xml:space="preserve"> se escriben con dos puntos?</w:t>
       </w:r>
     </w:p>
     <w:p>
@@ -11572,6 +12331,7 @@
       <w:r>
         <w:rPr>
           <w:rFonts w:ascii="Consolas" w:hAnsi="Consolas"/>
+          <w:b w:val="0"/>
           <w:color w:val="111111"/>
           <w:sz w:val="21"/>
         </w:rPr>
@@ -11588,6 +12348,7 @@
       <w:r>
         <w:rPr>
           <w:rFonts w:ascii="Consolas" w:hAnsi="Consolas"/>
+          <w:b w:val="0"/>
           <w:color w:val="111111"/>
           <w:sz w:val="21"/>
         </w:rPr>
@@ -11604,6 +12365,7 @@
       <w:r>
         <w:rPr>
           <w:rFonts w:ascii="Consolas" w:hAnsi="Consolas"/>
+          <w:b w:val="0"/>
           <w:color w:val="111111"/>
           <w:sz w:val="21"/>
         </w:rPr>
@@ -11620,6 +12382,7 @@
       <w:r>
         <w:rPr>
           <w:rFonts w:ascii="Consolas" w:hAnsi="Consolas"/>
+          <w:b w:val="0"/>
           <w:color w:val="111111"/>
           <w:sz w:val="21"/>
         </w:rPr>
@@ -11636,6 +12399,7 @@
       <w:r>
         <w:rPr>
           <w:rFonts w:ascii="Consolas" w:hAnsi="Consolas"/>
+          <w:b w:val="0"/>
           <w:color w:val="111111"/>
           <w:sz w:val="21"/>
         </w:rPr>
@@ -11652,6 +12416,7 @@
       <w:r>
         <w:rPr>
           <w:rFonts w:ascii="Consolas" w:hAnsi="Consolas"/>
+          <w:b w:val="0"/>
           <w:color w:val="111111"/>
           <w:sz w:val="21"/>
         </w:rPr>
@@ -11668,6 +12433,7 @@
       <w:r>
         <w:rPr>
           <w:rFonts w:ascii="Consolas" w:hAnsi="Consolas"/>
+          <w:b w:val="0"/>
           <w:color w:val="111111"/>
           <w:sz w:val="21"/>
         </w:rPr>
@@ -11684,6 +12450,7 @@
       <w:r>
         <w:rPr>
           <w:rFonts w:ascii="Consolas" w:hAnsi="Consolas"/>
+          <w:b w:val="0"/>
           <w:color w:val="111111"/>
           <w:sz w:val="21"/>
         </w:rPr>
@@ -11700,6 +12467,7 @@
       <w:r>
         <w:rPr>
           <w:rFonts w:ascii="Consolas" w:hAnsi="Consolas"/>
+          <w:b w:val="0"/>
           <w:color w:val="111111"/>
           <w:sz w:val="21"/>
         </w:rPr>
@@ -11716,6 +12484,7 @@
       <w:r>
         <w:rPr>
           <w:rFonts w:ascii="Consolas" w:hAnsi="Consolas"/>
+          <w:b w:val="0"/>
           <w:color w:val="111111"/>
           <w:sz w:val="21"/>
         </w:rPr>
@@ -11732,6 +12501,7 @@
       <w:r>
         <w:rPr>
           <w:rFonts w:ascii="Consolas" w:hAnsi="Consolas"/>
+          <w:b w:val="0"/>
           <w:color w:val="111111"/>
           <w:sz w:val="21"/>
         </w:rPr>
@@ -11748,6 +12518,7 @@
       <w:r>
         <w:rPr>
           <w:rFonts w:ascii="Consolas" w:hAnsi="Consolas"/>
+          <w:b w:val="0"/>
           <w:color w:val="111111"/>
           <w:sz w:val="21"/>
         </w:rPr>
@@ -11769,7 +12540,58 @@
           <w:color w:val="4A4A49"/>
           <w:sz w:val="22"/>
         </w:rPr>
-        <w:t>¿`BEFORE` o `AFTER`? Me dijeron que un `AFTER` no puede impedir el cambio.</w:t>
+        <w:t>¿</w:t>
+      </w:r>
+      <w:r>
+        <w:rPr>
+          <w:rFonts w:ascii="Consolas" w:hAnsi="Consolas"/>
+          <w:b/>
+          <w:color w:val="111111"/>
+          <w:sz w:val="21"/>
+        </w:rPr>
+        <w:t>BEFORE</w:t>
+      </w:r>
+      <w:r>
+        <w:rPr>
+          <w:b/>
+          <w:color w:val="4A4A49"/>
+          <w:sz w:val="22"/>
+        </w:rPr>
+        <w:t xml:space="preserve"> o </w:t>
+      </w:r>
+      <w:r>
+        <w:rPr>
+          <w:rFonts w:ascii="Consolas" w:hAnsi="Consolas"/>
+          <w:b/>
+          <w:color w:val="111111"/>
+          <w:sz w:val="21"/>
+        </w:rPr>
+        <w:t>AFTER</w:t>
+      </w:r>
+      <w:r>
+        <w:rPr>
+          <w:b/>
+          <w:color w:val="4A4A49"/>
+          <w:sz w:val="22"/>
+        </w:rPr>
+        <w:t xml:space="preserve">? Me dijeron que un </w:t>
+      </w:r>
+      <w:r>
+        <w:rPr>
+          <w:rFonts w:ascii="Consolas" w:hAnsi="Consolas"/>
+          <w:b/>
+          <w:color w:val="111111"/>
+          <w:sz w:val="21"/>
+        </w:rPr>
+        <w:t>AFTER</w:t>
+      </w:r>
+      <w:r>
+        <w:rPr>
+          <w:b/>
+          <w:color w:val="4A4A49"/>
+          <w:sz w:val="22"/>
+        </w:rPr>
+        <w:t xml:space="preserve"> no puede impedir el cambio.</w:t>
       </w:r>
     </w:p>
     <w:p>
@@ -11787,7 +12609,33 @@
           <w:color w:val="4A4A49"/>
           <w:sz w:val="22"/>
         </w:rPr>
-        <w:t>validar en `BEFORE`, auditar en `AFTER`</w:t>
+        <w:t xml:space="preserve">validar en </w:t>
+      </w:r>
+      <w:r>
+        <w:rPr>
+          <w:rFonts w:ascii="Consolas" w:hAnsi="Consolas"/>
+          <w:b/>
+          <w:color w:val="111111"/>
+          <w:sz w:val="21"/>
+        </w:rPr>
+        <w:t>BEFORE</w:t>
+      </w:r>
+      <w:r>
+        <w:rPr>
+          <w:b/>
+          <w:color w:val="4A4A49"/>
+          <w:sz w:val="22"/>
+        </w:rPr>
+        <w:t xml:space="preserve">, auditar en </w:t>
+      </w:r>
+      <w:r>
+        <w:rPr>
+          <w:rFonts w:ascii="Consolas" w:hAnsi="Consolas"/>
+          <w:b/>
+          <w:color w:val="111111"/>
+          <w:sz w:val="21"/>
+        </w:rPr>
+        <w:t>AFTER</w:t>
       </w:r>
       <w:r>
         <w:rPr>
@@ -11800,6 +12648,7 @@
       <w:r>
         <w:rPr>
           <w:rFonts w:ascii="Consolas" w:hAnsi="Consolas"/>
+          <w:b w:val="0"/>
           <w:color w:val="111111"/>
           <w:sz w:val="21"/>
         </w:rPr>
@@ -11832,6 +12681,7 @@
       <w:r>
         <w:rPr>
           <w:rFonts w:ascii="Consolas" w:hAnsi="Consolas"/>
+          <w:b w:val="0"/>
           <w:color w:val="111111"/>
           <w:sz w:val="21"/>
         </w:rPr>
@@ -11864,6 +12714,7 @@
       <w:r>
         <w:rPr>
           <w:rFonts w:ascii="Consolas" w:hAnsi="Consolas"/>
+          <w:b w:val="0"/>
           <w:color w:val="111111"/>
           <w:sz w:val="21"/>
         </w:rPr>
@@ -11880,6 +12731,7 @@
       <w:r>
         <w:rPr>
           <w:rFonts w:ascii="Consolas" w:hAnsi="Consolas"/>
+          <w:b w:val="0"/>
           <w:color w:val="111111"/>
           <w:sz w:val="21"/>
         </w:rPr>
@@ -11917,7 +12769,24 @@
           <w:color w:val="4A4A49"/>
           <w:sz w:val="22"/>
         </w:rPr>
-        <w:t>¿Por que mi `UPDATE` responde «UPDATE 0» y no da ningun error?</w:t>
+        <w:t xml:space="preserve">¿Por que mi </w:t>
+      </w:r>
+      <w:r>
+        <w:rPr>
+          <w:rFonts w:ascii="Consolas" w:hAnsi="Consolas"/>
+          <w:b/>
+          <w:color w:val="111111"/>
+          <w:sz w:val="21"/>
+        </w:rPr>
+        <w:t>UPDATE</w:t>
+      </w:r>
+      <w:r>
+        <w:rPr>
+          <w:b/>
+          <w:color w:val="4A4A49"/>
+          <w:sz w:val="22"/>
+        </w:rPr>
+        <w:t xml:space="preserve"> responde «UPDATE 0» y no da ningun error?</w:t>
       </w:r>
     </w:p>
     <w:p>
@@ -11932,6 +12801,7 @@
       <w:r>
         <w:rPr>
           <w:rFonts w:ascii="Consolas" w:hAnsi="Consolas"/>
+          <w:b w:val="0"/>
           <w:color w:val="111111"/>
           <w:sz w:val="21"/>
         </w:rPr>
@@ -11948,6 +12818,7 @@
       <w:r>
         <w:rPr>
           <w:rFonts w:ascii="Consolas" w:hAnsi="Consolas"/>
+          <w:b w:val="0"/>
           <w:color w:val="111111"/>
           <w:sz w:val="21"/>
         </w:rPr>
@@ -11964,6 +12835,7 @@
       <w:r>
         <w:rPr>
           <w:rFonts w:ascii="Consolas" w:hAnsi="Consolas"/>
+          <w:b w:val="0"/>
           <w:color w:val="111111"/>
           <w:sz w:val="21"/>
         </w:rPr>
@@ -11980,6 +12852,7 @@
       <w:r>
         <w:rPr>
           <w:rFonts w:ascii="Consolas" w:hAnsi="Consolas"/>
+          <w:b w:val="0"/>
           <w:color w:val="111111"/>
           <w:sz w:val="21"/>
         </w:rPr>
@@ -12012,6 +12885,7 @@
       <w:r>
         <w:rPr>
           <w:rFonts w:ascii="Consolas" w:hAnsi="Consolas"/>
+          <w:b w:val="0"/>
           <w:color w:val="111111"/>
           <w:sz w:val="21"/>
         </w:rPr>
@@ -12028,6 +12902,7 @@
       <w:r>
         <w:rPr>
           <w:rFonts w:ascii="Consolas" w:hAnsi="Consolas"/>
+          <w:b w:val="0"/>
           <w:color w:val="111111"/>
           <w:sz w:val="21"/>
         </w:rPr>
@@ -12044,6 +12919,7 @@
       <w:r>
         <w:rPr>
           <w:rFonts w:ascii="Consolas" w:hAnsi="Consolas"/>
+          <w:b w:val="0"/>
           <w:color w:val="111111"/>
           <w:sz w:val="21"/>
         </w:rPr>
@@ -12060,6 +12936,7 @@
       <w:r>
         <w:rPr>
           <w:rFonts w:ascii="Consolas" w:hAnsi="Consolas"/>
+          <w:b w:val="0"/>
           <w:color w:val="111111"/>
           <w:sz w:val="21"/>
         </w:rPr>
@@ -12076,6 +12953,7 @@
       <w:r>
         <w:rPr>
           <w:rFonts w:ascii="Consolas" w:hAnsi="Consolas"/>
+          <w:b w:val="0"/>
           <w:color w:val="111111"/>
           <w:sz w:val="21"/>
         </w:rPr>
@@ -12097,7 +12975,41 @@
           <w:color w:val="4A4A49"/>
           <w:sz w:val="22"/>
         </w:rPr>
-        <w:t>¿Para que sirve la clausula `WHEN` si puedo poner el mismo `IF` dentro de la funcion?</w:t>
+        <w:t xml:space="preserve">¿Para que sirve la clausula </w:t>
+      </w:r>
+      <w:r>
+        <w:rPr>
+          <w:rFonts w:ascii="Consolas" w:hAnsi="Consolas"/>
+          <w:b/>
+          <w:color w:val="111111"/>
+          <w:sz w:val="21"/>
+        </w:rPr>
+        <w:t>WHEN</w:t>
+      </w:r>
+      <w:r>
+        <w:rPr>
+          <w:b/>
+          <w:color w:val="4A4A49"/>
+          <w:sz w:val="22"/>
+        </w:rPr>
+        <w:t xml:space="preserve"> si puedo poner el mismo </w:t>
+      </w:r>
+      <w:r>
+        <w:rPr>
+          <w:rFonts w:ascii="Consolas" w:hAnsi="Consolas"/>
+          <w:b/>
+          <w:color w:val="111111"/>
+          <w:sz w:val="21"/>
+        </w:rPr>
+        <w:t>IF</w:t>
+      </w:r>
+      <w:r>
+        <w:rPr>
+          <w:b/>
+          <w:color w:val="4A4A49"/>
+          <w:sz w:val="22"/>
+        </w:rPr>
+        <w:t xml:space="preserve"> dentro de la funcion?</w:t>
       </w:r>
     </w:p>
     <w:p>
@@ -12112,6 +13024,7 @@
       <w:r>
         <w:rPr>
           <w:rFonts w:ascii="Consolas" w:hAnsi="Consolas"/>
+          <w:b w:val="0"/>
           <w:color w:val="111111"/>
           <w:sz w:val="21"/>
         </w:rPr>
@@ -12144,6 +13057,7 @@
       <w:r>
         <w:rPr>
           <w:rFonts w:ascii="Consolas" w:hAnsi="Consolas"/>
+          <w:b w:val="0"/>
           <w:color w:val="111111"/>
           <w:sz w:val="21"/>
         </w:rPr>
@@ -12160,6 +13074,7 @@
       <w:r>
         <w:rPr>
           <w:rFonts w:ascii="Consolas" w:hAnsi="Consolas"/>
+          <w:b w:val="0"/>
           <w:color w:val="111111"/>
           <w:sz w:val="21"/>
         </w:rPr>
@@ -12181,7 +13096,41 @@
           <w:color w:val="4A4A49"/>
           <w:sz w:val="22"/>
         </w:rPr>
-        <w:t>¿Y por que `IS DISTINCT FROM` y no `&lt;&gt;`?</w:t>
+        <w:t xml:space="preserve">¿Y por que </w:t>
+      </w:r>
+      <w:r>
+        <w:rPr>
+          <w:rFonts w:ascii="Consolas" w:hAnsi="Consolas"/>
+          <w:b/>
+          <w:color w:val="111111"/>
+          <w:sz w:val="21"/>
+        </w:rPr>
+        <w:t>IS DISTINCT FROM</w:t>
+      </w:r>
+      <w:r>
+        <w:rPr>
+          <w:b/>
+          <w:color w:val="4A4A49"/>
+          <w:sz w:val="22"/>
+        </w:rPr>
+        <w:t xml:space="preserve"> y no </w:t>
+      </w:r>
+      <w:r>
+        <w:rPr>
+          <w:rFonts w:ascii="Consolas" w:hAnsi="Consolas"/>
+          <w:b/>
+          <w:color w:val="111111"/>
+          <w:sz w:val="21"/>
+        </w:rPr>
+        <w:t>&lt;&gt;</w:t>
+      </w:r>
+      <w:r>
+        <w:rPr>
+          <w:b/>
+          <w:color w:val="4A4A49"/>
+          <w:sz w:val="22"/>
+        </w:rPr>
+        <w:t>?</w:t>
       </w:r>
     </w:p>
     <w:p>
@@ -12196,6 +13145,7 @@
       <w:r>
         <w:rPr>
           <w:rFonts w:ascii="Consolas" w:hAnsi="Consolas"/>
+          <w:b w:val="0"/>
           <w:color w:val="111111"/>
           <w:sz w:val="21"/>
         </w:rPr>
@@ -12212,6 +13162,7 @@
       <w:r>
         <w:rPr>
           <w:rFonts w:ascii="Consolas" w:hAnsi="Consolas"/>
+          <w:b w:val="0"/>
           <w:color w:val="111111"/>
           <w:sz w:val="21"/>
         </w:rPr>
@@ -12228,6 +13179,7 @@
       <w:r>
         <w:rPr>
           <w:rFonts w:ascii="Consolas" w:hAnsi="Consolas"/>
+          <w:b w:val="0"/>
           <w:color w:val="111111"/>
           <w:sz w:val="21"/>
         </w:rPr>
@@ -12244,6 +13196,7 @@
       <w:r>
         <w:rPr>
           <w:rFonts w:ascii="Consolas" w:hAnsi="Consolas"/>
+          <w:b w:val="0"/>
           <w:color w:val="111111"/>
           <w:sz w:val="21"/>
         </w:rPr>
@@ -12276,6 +13229,7 @@
       <w:r>
         <w:rPr>
           <w:rFonts w:ascii="Consolas" w:hAnsi="Consolas"/>
+          <w:b w:val="0"/>
           <w:color w:val="111111"/>
           <w:sz w:val="21"/>
         </w:rPr>
@@ -12292,6 +13246,7 @@
       <w:r>
         <w:rPr>
           <w:rFonts w:ascii="Consolas" w:hAnsi="Consolas"/>
+          <w:b w:val="0"/>
           <w:color w:val="111111"/>
           <w:sz w:val="21"/>
         </w:rPr>
@@ -12308,6 +13263,7 @@
       <w:r>
         <w:rPr>
           <w:rFonts w:ascii="Consolas" w:hAnsi="Consolas"/>
+          <w:b w:val="0"/>
           <w:color w:val="111111"/>
           <w:sz w:val="21"/>
         </w:rPr>
@@ -12324,6 +13280,7 @@
       <w:r>
         <w:rPr>
           <w:rFonts w:ascii="Consolas" w:hAnsi="Consolas"/>
+          <w:b w:val="0"/>
           <w:color w:val="111111"/>
           <w:sz w:val="21"/>
         </w:rPr>
@@ -12345,7 +13302,24 @@
           <w:color w:val="4A4A49"/>
           <w:sz w:val="22"/>
         </w:rPr>
-        <w:t>Si el `CHECK` es mejor, ¿por que el taller me hace escribir el trigger de stock?</w:t>
+        <w:t xml:space="preserve">Si el </w:t>
+      </w:r>
+      <w:r>
+        <w:rPr>
+          <w:rFonts w:ascii="Consolas" w:hAnsi="Consolas"/>
+          <w:b/>
+          <w:color w:val="111111"/>
+          <w:sz w:val="21"/>
+        </w:rPr>
+        <w:t>CHECK</w:t>
+      </w:r>
+      <w:r>
+        <w:rPr>
+          <w:b/>
+          <w:color w:val="4A4A49"/>
+          <w:sz w:val="22"/>
+        </w:rPr>
+        <w:t xml:space="preserve"> es mejor, ¿por que el taller me hace escribir el trigger de stock?</w:t>
       </w:r>
     </w:p>
     <w:p>
@@ -12363,7 +13337,24 @@
           <w:color w:val="4A4A49"/>
           <w:sz w:val="22"/>
         </w:rPr>
-        <w:t>le quitamos el `CHECK` a proposito</w:t>
+        <w:t xml:space="preserve">le quitamos el </w:t>
+      </w:r>
+      <w:r>
+        <w:rPr>
+          <w:rFonts w:ascii="Consolas" w:hAnsi="Consolas"/>
+          <w:b/>
+          <w:color w:val="111111"/>
+          <w:sz w:val="21"/>
+        </w:rPr>
+        <w:t>CHECK</w:t>
+      </w:r>
+      <w:r>
+        <w:rPr>
+          <w:b/>
+          <w:color w:val="4A4A49"/>
+          <w:sz w:val="22"/>
+        </w:rPr>
+        <w:t xml:space="preserve"> a proposito</w:t>
       </w:r>
       <w:r>
         <w:rPr>
@@ -12376,6 +13367,7 @@
       <w:r>
         <w:rPr>
           <w:rFonts w:ascii="Consolas" w:hAnsi="Consolas"/>
+          <w:b w:val="0"/>
           <w:color w:val="111111"/>
           <w:sz w:val="21"/>
         </w:rPr>
@@ -12392,6 +13384,7 @@
       <w:r>
         <w:rPr>
           <w:rFonts w:ascii="Consolas" w:hAnsi="Consolas"/>
+          <w:b w:val="0"/>
           <w:color w:val="111111"/>
           <w:sz w:val="21"/>
         </w:rPr>
@@ -12413,7 +13406,24 @@
           <w:color w:val="4A4A49"/>
           <w:sz w:val="22"/>
         </w:rPr>
-        <w:t>En el plan de respaldo, ¿`pg_dump` no basta? Es lo unico que hemos visto.</w:t>
+        <w:t>En el plan de respaldo, ¿</w:t>
+      </w:r>
+      <w:r>
+        <w:rPr>
+          <w:rFonts w:ascii="Consolas" w:hAnsi="Consolas"/>
+          <w:b/>
+          <w:color w:val="111111"/>
+          <w:sz w:val="21"/>
+        </w:rPr>
+        <w:t>pg_dump</w:t>
+      </w:r>
+      <w:r>
+        <w:rPr>
+          <w:b/>
+          <w:color w:val="4A4A49"/>
+          <w:sz w:val="22"/>
+        </w:rPr>
+        <w:t xml:space="preserve"> no basta? Es lo unico que hemos visto.</w:t>
       </w:r>
     </w:p>
     <w:p>
@@ -12428,6 +13438,7 @@
       <w:r>
         <w:rPr>
           <w:rFonts w:ascii="Consolas" w:hAnsi="Consolas"/>
+          <w:b w:val="0"/>
           <w:color w:val="111111"/>
           <w:sz w:val="21"/>
         </w:rPr>
@@ -12460,6 +13471,7 @@
       <w:r>
         <w:rPr>
           <w:rFonts w:ascii="Consolas" w:hAnsi="Consolas"/>
+          <w:b w:val="0"/>
           <w:color w:val="111111"/>
           <w:sz w:val="21"/>
         </w:rPr>
@@ -12476,6 +13488,7 @@
       <w:r>
         <w:rPr>
           <w:rFonts w:ascii="Consolas" w:hAnsi="Consolas"/>
+          <w:b w:val="0"/>
           <w:color w:val="111111"/>
           <w:sz w:val="21"/>
         </w:rPr>
@@ -12518,6 +13531,7 @@
       <w:r>
         <w:rPr>
           <w:rFonts w:ascii="Consolas" w:hAnsi="Consolas"/>
+          <w:b w:val="0"/>
           <w:color w:val="111111"/>
           <w:sz w:val="21"/>
         </w:rPr>
@@ -12534,6 +13548,7 @@
       <w:r>
         <w:rPr>
           <w:rFonts w:ascii="Consolas" w:hAnsi="Consolas"/>
+          <w:b w:val="0"/>
           <w:color w:val="111111"/>
           <w:sz w:val="21"/>
         </w:rPr>
@@ -12550,6 +13565,7 @@
       <w:r>
         <w:rPr>
           <w:rFonts w:ascii="Consolas" w:hAnsi="Consolas"/>
+          <w:b w:val="0"/>
           <w:color w:val="111111"/>
           <w:sz w:val="21"/>
         </w:rPr>
@@ -12598,6 +13614,7 @@
       <w:r>
         <w:rPr>
           <w:rFonts w:ascii="Consolas" w:hAnsi="Consolas"/>
+          <w:b w:val="0"/>
           <w:color w:val="111111"/>
           <w:sz w:val="21"/>
         </w:rPr>
@@ -12643,6 +13660,7 @@
       <w:r>
         <w:rPr>
           <w:rFonts w:ascii="Consolas" w:hAnsi="Consolas"/>
+          <w:b w:val="0"/>
           <w:color w:val="111111"/>
           <w:sz w:val="21"/>
         </w:rPr>
@@ -12659,6 +13677,7 @@
       <w:r>
         <w:rPr>
           <w:rFonts w:ascii="Consolas" w:hAnsi="Consolas"/>
+          <w:b w:val="0"/>
           <w:color w:val="111111"/>
           <w:sz w:val="21"/>
         </w:rPr>
@@ -12688,6 +13707,7 @@
       <w:r>
         <w:rPr>
           <w:rFonts w:ascii="Consolas" w:hAnsi="Consolas"/>
+          <w:b w:val="0"/>
           <w:color w:val="111111"/>
           <w:sz w:val="21"/>
         </w:rPr>
